--- a/reports/report_draft.docx
+++ b/reports/report_draft.docx
@@ -55,7 +55,7 @@
           <w:b w:val="0"/>
           <w:i w:val="0"/>
         </w:rPr>
-        <w:t>Our best submission scores 0.80143 Macro F1 on the public leaderboard. It is a LightGBM classifier trained on 40,385 features built from the raw text, and its scores are turned into labels by thresholding the two visibly different populations in the test file separately rather than applying one global cut.</w:t>
+        <w:t>Our best submission scores 0.81249 Macro F1 on the public leaderboard. It is a LightGBM classifier trained on 40,385 features built from the raw text, and its scores are turned into labels by thresholding the two visibly different populations in the test file separately rather than applying one global cut.</w:t>
       </w:r>
     </w:p>
     <w:p>
@@ -64,7 +64,7 @@
           <w:b w:val="0"/>
           <w:i w:val="0"/>
         </w:rPr>
-        <w:t>This report is organised as a method rather than as a list of results. We worked through nine phases in order, and each one is written the same way: the options that were open to us at that point, the pros and cons of each, what we chose, and the tradeoff we knowingly accepted. Sections 2 to 10 are those nine phases and together they answer the brief's roadmap question. Section 11 gathers the final model in one place, section 12 covers the difficulties, section 13 what we learned beyond the course, and section 14 the limitations we did not resolve.</w:t>
+        <w:t>This report is organised as a method rather than as a list of results. We worked through nine phases in order, and each one is written the same way: the options that were open to us at that point, the pros and cons of each, what we chose, and the tradeoff we knowingly accepted. Sections 2 to 10 are those nine phases and together they answer the brief's roadmap question. Section 14 gathers the final model in one place, section 15 covers the difficulties, section 16 what we learned beyond the course, and section 17 the limitations we did not resolve.</w:t>
       </w:r>
     </w:p>
     <w:p>
@@ -73,7 +73,7 @@
           <w:b w:val="0"/>
           <w:i w:val="0"/>
         </w:rPr>
-        <w:t>Our first submission, a tuned LightGBM on the supplied features with the default 0.5 probability cut, scored 0.65738. The journey from there to 0.80143 is +0.14405, and it divides unevenly in a way we did not anticipate.</w:t>
+        <w:t>Our first submission, a tuned LightGBM on the supplied features with the default 0.5 probability cut, scored 0.65738. The journey from there to 0.81249 is +0.15511, and it divides unevenly in a way we did not anticipate.</w:t>
       </w:r>
     </w:p>
     <w:tbl>
@@ -231,7 +231,7 @@
           </w:tcPr>
           <w:p>
             <w:r>
-              <w:t>Ensembling six models with four combiner families</w:t>
+              <w:t>Retune the model on the new representation</w:t>
             </w:r>
           </w:p>
         </w:tc>
@@ -241,7 +241,7 @@
           </w:tcPr>
           <w:p>
             <w:r>
-              <w:t>6</w:t>
+              <w:t>9</w:t>
             </w:r>
           </w:p>
         </w:tc>
@@ -251,7 +251,7 @@
           </w:tcPr>
           <w:p>
             <w:r>
-              <w:t>+0.00171</w:t>
+              <w:t>+0.01081</w:t>
             </w:r>
           </w:p>
         </w:tc>
@@ -263,7 +263,39 @@
           </w:tcPr>
           <w:p>
             <w:r>
-              <w:t>Hyperparameter tuning</w:t>
+              <w:t>Ensembling six models with four combiner families</w:t>
+            </w:r>
+          </w:p>
+        </w:tc>
+        <w:tc>
+          <w:tcPr>
+            <w:tcW w:type="dxa" w:w="1152"/>
+          </w:tcPr>
+          <w:p>
+            <w:r>
+              <w:t>6</w:t>
+            </w:r>
+          </w:p>
+        </w:tc>
+        <w:tc>
+          <w:tcPr>
+            <w:tcW w:type="dxa" w:w="3024"/>
+          </w:tcPr>
+          <w:p>
+            <w:r>
+              <w:t>+0.00171</w:t>
+            </w:r>
+          </w:p>
+        </w:tc>
+      </w:tr>
+      <w:tr>
+        <w:tc>
+          <w:tcPr>
+            <w:tcW w:type="dxa" w:w="4608"/>
+          </w:tcPr>
+          <w:p>
+            <w:r>
+              <w:t>Hyperparameter tuning on the supplied features</w:t>
             </w:r>
           </w:p>
         </w:tc>
@@ -295,7 +327,7 @@
           <w:i/>
           <w:sz w:val="18"/>
         </w:rPr>
-        <w:t>Table 1. Where the score came from. Roughly 70% of the total came from how scores are turned into labels, 30% from what the model sees, and nothing measurable from the model itself.</w:t>
+        <w:t>Table 1. Where the score came from. Roughly 65% of the total came from how scores are turned into labels, 28% from what the model sees, and 7% from the model itself.</w:t>
       </w:r>
     </w:p>
     <w:p>
@@ -304,7 +336,16 @@
           <w:b w:val="0"/>
           <w:i w:val="0"/>
         </w:rPr>
-        <w:t>That ordering is the honest summary of the project and it is not the one we expected. Two full phases spent on the model, tuning and ensembling, returned gains at or below what the leaderboard can resolve, and we report them as the nulls they were rather than dressing them up. The two phases that worked were the ones that questioned the decision rule and the input.</w:t>
+        <w:t>That ordering is the honest summary of the project and it is not the one we expected. The two phases that moved the score most were the ones that questioned the decision rule and the input, not the ones that worked on the model.</w:t>
+      </w:r>
+    </w:p>
+    <w:p>
+      <w:r>
+        <w:rPr>
+          <w:b w:val="0"/>
+          <w:i w:val="0"/>
+        </w:rPr>
+        <w:t>The last two rows of that table are the same activity with opposite results, and the difference between them is the single most useful thing we learned. Tuning the model on the supplied 5,000 features returned nothing the leaderboard could resolve, and for most of the project we generalised that into a belief that the model did not matter on this task. Running the identical search against the raw-text representation we had since moved to returned +0.01081, comfortably outside the noise floor. The lesson is not that tuning works or does not work, but that a null result is attached to the representation it was measured on and does not travel to a different one. We had carried ours across a representation change without rechecking it, and it cost us 0.01081 until the final week.</w:t>
       </w:r>
     </w:p>
     <w:p>
@@ -372,7 +413,7 @@
         <w:pStyle w:val="Heading1"/>
       </w:pPr>
       <w:r>
-        <w:t>2. Phase 1: understand the data before modelling it</w:t>
+        <w:t>2. Phase 1: Exploratory Data Analysis</w:t>
       </w:r>
     </w:p>
     <w:p>
@@ -780,7 +821,7 @@
           <w:i/>
           <w:sz w:val="18"/>
         </w:rPr>
-        <w:t>Figure 4. Document length by class. Length does not separate the classes on its own, but it correlates with the label strongly enough that it later became the basis of our transfer-validation protocol in section 12.2.</w:t>
+        <w:t>Figure 4. Document length by class. Length does not separate the classes on its own, but it correlates with the label strongly enough that it later became the basis of our transfer-validation protocol in section 15.2.</w:t>
       </w:r>
     </w:p>
     <w:p>
@@ -788,7 +829,7 @@
         <w:pStyle w:val="Heading1"/>
       </w:pPr>
       <w:r>
-        <w:t>3. Phase 2: dimensionality reduction</w:t>
+        <w:t>3. Phase 2: Dimensionality Reduction</w:t>
       </w:r>
     </w:p>
     <w:p>
@@ -802,10 +843,251 @@
     </w:p>
     <w:p>
       <w:pPr>
-        <w:pStyle w:val="Heading2"/>
+        <w:pStyle w:val="Heading1"/>
       </w:pPr>
       <w:r>
-        <w:t>3.1 Task 1 deliverable: logistic regression from scratch</w:t>
+        <w:t>4. Phase 3: Choosing the Validation Strategy</w:t>
+      </w:r>
+    </w:p>
+    <w:p>
+      <w:r>
+        <w:rPr>
+          <w:b w:val="0"/>
+          <w:i w:val="0"/>
+        </w:rPr>
+        <w:t>Phase 1 said the classes are skewed, so this phase turned that measurement into a protocol and then froze it. The reasoning runs directly from the class balance: at 62.5% against 37.5%, an unstratified fold can differ from the population by several percentage points, and since Macro F1 weights both classes equally, fold scores would move for reasons that have nothing to do with the model.</w:t>
+      </w:r>
+    </w:p>
+    <w:tbl>
+      <w:tblPr>
+        <w:tblStyle w:val="LightGrid-Accent1"/>
+        <w:tblW w:type="auto" w:w="0"/>
+        <w:tblLook w:firstColumn="1" w:firstRow="1" w:lastColumn="0" w:lastRow="0" w:noHBand="0" w:noVBand="1" w:val="04A0"/>
+      </w:tblPr>
+      <w:tblGrid>
+        <w:gridCol w:w="2880"/>
+        <w:gridCol w:w="2880"/>
+        <w:gridCol w:w="2880"/>
+      </w:tblGrid>
+      <w:tr>
+        <w:tc>
+          <w:tcPr>
+            <w:tcW w:type="dxa" w:w="2160"/>
+          </w:tcPr>
+          <w:p>
+            <w:r>
+              <w:rPr>
+                <w:b/>
+              </w:rPr>
+              <w:t>Option</w:t>
+            </w:r>
+          </w:p>
+        </w:tc>
+        <w:tc>
+          <w:tcPr>
+            <w:tcW w:type="dxa" w:w="3384"/>
+          </w:tcPr>
+          <w:p>
+            <w:r>
+              <w:rPr>
+                <w:b/>
+              </w:rPr>
+              <w:t>Pros</w:t>
+            </w:r>
+          </w:p>
+        </w:tc>
+        <w:tc>
+          <w:tcPr>
+            <w:tcW w:type="dxa" w:w="3384"/>
+          </w:tcPr>
+          <w:p>
+            <w:r>
+              <w:rPr>
+                <w:b/>
+              </w:rPr>
+              <w:t>Cons</w:t>
+            </w:r>
+          </w:p>
+        </w:tc>
+      </w:tr>
+      <w:tr>
+        <w:tc>
+          <w:tcPr>
+            <w:tcW w:type="dxa" w:w="2160"/>
+          </w:tcPr>
+          <w:p>
+            <w:r>
+              <w:t>Single random train and validation split</w:t>
+            </w:r>
+          </w:p>
+        </w:tc>
+        <w:tc>
+          <w:tcPr>
+            <w:tcW w:type="dxa" w:w="3384"/>
+          </w:tcPr>
+          <w:p>
+            <w:r>
+              <w:t>Cheapest; one number per model</w:t>
+            </w:r>
+          </w:p>
+        </w:tc>
+        <w:tc>
+          <w:tcPr>
+            <w:tcW w:type="dxa" w:w="3384"/>
+          </w:tcPr>
+          <w:p>
+            <w:r>
+              <w:t>One split of 20,000 rows on an imbalanced target is noisy enough to reorder adjacent candidates</w:t>
+            </w:r>
+          </w:p>
+        </w:tc>
+      </w:tr>
+      <w:tr>
+        <w:tc>
+          <w:tcPr>
+            <w:tcW w:type="dxa" w:w="2160"/>
+          </w:tcPr>
+          <w:p>
+            <w:r>
+              <w:t>Plain k-fold, unstratified</w:t>
+            </w:r>
+          </w:p>
+        </w:tc>
+        <w:tc>
+          <w:tcPr>
+            <w:tcW w:type="dxa" w:w="3384"/>
+          </w:tcPr>
+          <w:p>
+            <w:r>
+              <w:t>Uses all the data; standard</w:t>
+            </w:r>
+          </w:p>
+        </w:tc>
+        <w:tc>
+          <w:tcPr>
+            <w:tcW w:type="dxa" w:w="3384"/>
+          </w:tcPr>
+          <w:p>
+            <w:r>
+              <w:t>Fold class balance drifts, and Macro F1 is sensitive to exactly that drift</w:t>
+            </w:r>
+          </w:p>
+        </w:tc>
+      </w:tr>
+      <w:tr>
+        <w:tc>
+          <w:tcPr>
+            <w:tcW w:type="dxa" w:w="2160"/>
+          </w:tcPr>
+          <w:p>
+            <w:r>
+              <w:t>Stratified 5-fold cross-validation</w:t>
+            </w:r>
+          </w:p>
+        </w:tc>
+        <w:tc>
+          <w:tcPr>
+            <w:tcW w:type="dxa" w:w="3384"/>
+          </w:tcPr>
+          <w:p>
+            <w:r>
+              <w:t>Every fold matches the population balance; five estimates give a spread as well as a mean</w:t>
+            </w:r>
+          </w:p>
+        </w:tc>
+        <w:tc>
+          <w:tcPr>
+            <w:tcW w:type="dxa" w:w="3384"/>
+          </w:tcPr>
+          <w:p>
+            <w:r>
+              <w:t>Five fits per candidate; still trains and tests within the same corpora</w:t>
+            </w:r>
+          </w:p>
+        </w:tc>
+      </w:tr>
+      <w:tr>
+        <w:tc>
+          <w:tcPr>
+            <w:tcW w:type="dxa" w:w="2160"/>
+          </w:tcPr>
+          <w:p>
+            <w:r>
+              <w:t>Stratified 10-fold</w:t>
+            </w:r>
+          </w:p>
+        </w:tc>
+        <w:tc>
+          <w:tcPr>
+            <w:tcW w:type="dxa" w:w="3384"/>
+          </w:tcPr>
+          <w:p>
+            <w:r>
+              <w:t>Lower variance still</w:t>
+            </w:r>
+          </w:p>
+        </w:tc>
+        <w:tc>
+          <w:tcPr>
+            <w:tcW w:type="dxa" w:w="3384"/>
+          </w:tcPr>
+          <w:p>
+            <w:r>
+              <w:t>Twice the compute for a second-decimal improvement we could not use</w:t>
+            </w:r>
+          </w:p>
+        </w:tc>
+      </w:tr>
+    </w:tbl>
+    <w:p>
+      <w:r>
+        <w:rPr>
+          <w:i/>
+          <w:sz w:val="18"/>
+        </w:rPr>
+        <w:t>Table 3. Validation protocols considered in phase 3.</w:t>
+      </w:r>
+    </w:p>
+    <w:p>
+      <w:r>
+        <w:rPr>
+          <w:b/>
+          <w:color w:val="1F77B4"/>
+        </w:rPr>
+        <w:t xml:space="preserve">We chose: </w:t>
+      </w:r>
+      <w:r>
+        <w:t>stratified 5-fold cross-validation with shuffle enabled and random_state fixed at 42, scoring Macro F1, plus a separate 20% holdout of 4,000 rows split off once and saved to disk as index arrays so every notebook and every team member evaluates on identical rows.</w:t>
+      </w:r>
+    </w:p>
+    <w:p>
+      <w:r>
+        <w:rPr>
+          <w:b/>
+        </w:rPr>
+        <w:t xml:space="preserve">Tradeoff accepted: </w:t>
+      </w:r>
+      <w:r>
+        <w:t>it trains and tests on the same source corpora, so it measures how well a model fits this data rather than how well it transfers to a different one. It later proved to overstate the leaderboard by roughly 0.10, and it can say nothing at all about the class balance of the test set.</w:t>
+      </w:r>
+    </w:p>
+    <w:p>
+      <w:r>
+        <w:rPr>
+          <w:b/>
+        </w:rPr>
+        <w:t xml:space="preserve">Acceptable because: </w:t>
+      </w:r>
+      <w:r>
+        <w:t>at this stage we needed an instrument that ranks candidates, not one that forecasts a score, and for ranking it was right every time we checked it afterwards. Saving the split indices rather than reseeding a splitter also removed a whole category of silent inconsistency across a team of five. When transfer rather than ranking became the question, in phase 8, we replaced it with a grouped protocol rather than pretending this one could answer both.</w:t>
+      </w:r>
+    </w:p>
+    <w:p>
+      <w:pPr>
+        <w:pStyle w:val="Heading1"/>
+      </w:pPr>
+      <w:r>
+        <w:t>5. Task 1: Logistic Regression from Scratch</w:t>
       </w:r>
     </w:p>
     <w:p>
@@ -826,30 +1108,197 @@
         <w:t>Beyond satisfying the task, this was our reference point: it told us what a linear model on the supplied features can do, which is most of what the tuned linear models later achieved. The brief's top band asks for performance comparable to sklearn's implementation, so that comparison is the thing to report.</w:t>
       </w:r>
     </w:p>
+    <w:tbl>
+      <w:tblPr>
+        <w:tblStyle w:val="LightGrid-Accent1"/>
+        <w:tblW w:type="auto" w:w="0"/>
+        <w:tblLook w:firstColumn="1" w:firstRow="1" w:lastColumn="0" w:lastRow="0" w:noHBand="0" w:noVBand="1" w:val="04A0"/>
+      </w:tblPr>
+      <w:tblGrid>
+        <w:gridCol w:w="4320"/>
+        <w:gridCol w:w="4320"/>
+      </w:tblGrid>
+      <w:tr>
+        <w:tc>
+          <w:tcPr>
+            <w:tcW w:type="dxa" w:w="4320"/>
+          </w:tcPr>
+          <w:p>
+            <w:r>
+              <w:rPr>
+                <w:b/>
+              </w:rPr>
+              <w:t>Setting</w:t>
+            </w:r>
+          </w:p>
+        </w:tc>
+        <w:tc>
+          <w:tcPr>
+            <w:tcW w:type="dxa" w:w="2304"/>
+          </w:tcPr>
+          <w:p>
+            <w:r>
+              <w:rPr>
+                <w:b/>
+              </w:rPr>
+              <w:t>Value</w:t>
+            </w:r>
+          </w:p>
+        </w:tc>
+      </w:tr>
+      <w:tr>
+        <w:tc>
+          <w:tcPr>
+            <w:tcW w:type="dxa" w:w="4320"/>
+          </w:tcPr>
+          <w:p>
+            <w:r>
+              <w:t>Batch size</w:t>
+            </w:r>
+          </w:p>
+        </w:tc>
+        <w:tc>
+          <w:tcPr>
+            <w:tcW w:type="dxa" w:w="2304"/>
+          </w:tcPr>
+          <w:p>
+            <w:r>
+              <w:t>4</w:t>
+            </w:r>
+          </w:p>
+        </w:tc>
+      </w:tr>
+      <w:tr>
+        <w:tc>
+          <w:tcPr>
+            <w:tcW w:type="dxa" w:w="4320"/>
+          </w:tcPr>
+          <w:p>
+            <w:r>
+              <w:t>Epochs</w:t>
+            </w:r>
+          </w:p>
+        </w:tc>
+        <w:tc>
+          <w:tcPr>
+            <w:tcW w:type="dxa" w:w="2304"/>
+          </w:tcPr>
+          <w:p>
+            <w:r>
+              <w:t>300</w:t>
+            </w:r>
+          </w:p>
+        </w:tc>
+      </w:tr>
+      <w:tr>
+        <w:tc>
+          <w:tcPr>
+            <w:tcW w:type="dxa" w:w="4320"/>
+          </w:tcPr>
+          <w:p>
+            <w:r>
+              <w:t>Learning rate</w:t>
+            </w:r>
+          </w:p>
+        </w:tc>
+        <w:tc>
+          <w:tcPr>
+            <w:tcW w:type="dxa" w:w="2304"/>
+          </w:tcPr>
+          <w:p>
+            <w:r>
+              <w:t>0.1</w:t>
+            </w:r>
+          </w:p>
+        </w:tc>
+      </w:tr>
+      <w:tr>
+        <w:tc>
+          <w:tcPr>
+            <w:tcW w:type="dxa" w:w="4320"/>
+          </w:tcPr>
+          <w:p>
+            <w:r>
+              <w:t>Macro F1, held-out 4,000 rows</w:t>
+            </w:r>
+          </w:p>
+        </w:tc>
+        <w:tc>
+          <w:tcPr>
+            <w:tcW w:type="dxa" w:w="2304"/>
+          </w:tcPr>
+          <w:p>
+            <w:r>
+              <w:t>0.7288</w:t>
+            </w:r>
+          </w:p>
+        </w:tc>
+      </w:tr>
+      <w:tr>
+        <w:tc>
+          <w:tcPr>
+            <w:tcW w:type="dxa" w:w="4320"/>
+          </w:tcPr>
+          <w:p>
+            <w:r>
+              <w:t>sklearn LogisticRegression, same split</w:t>
+            </w:r>
+          </w:p>
+        </w:tc>
+        <w:tc>
+          <w:tcPr>
+            <w:tcW w:type="dxa" w:w="2304"/>
+          </w:tcPr>
+          <w:p>
+            <w:r>
+              <w:t>0.7392</w:t>
+            </w:r>
+          </w:p>
+        </w:tc>
+      </w:tr>
+    </w:tbl>
     <w:p>
       <w:r>
         <w:rPr>
-          <w:b/>
-          <w:color w:val="C00000"/>
+          <w:i/>
+          <w:sz w:val="18"/>
         </w:rPr>
-        <w:t>[TODO: batch size, epochs and learning rate used, the validation Macro F1, and the same figure from sklearn's LogisticRegression for the side-by-side comparison the rubric asks for]</w:t>
+        <w:t>Table 4. Our from-scratch implementation against sklearn's, on the same locked split and the same supplied features. The gap is 0.0104.</w:t>
+      </w:r>
+    </w:p>
+    <w:p>
+      <w:r>
+        <w:rPr>
+          <w:b w:val="0"/>
+          <w:i w:val="0"/>
+        </w:rPr>
+        <w:t>The 0.0104 shortfall is not a defect in the gradient or the loss, both of which we checked against numerical differentiation. It is that plain mini-batch gradient descent is still descending when we stop it: the training loss was falling by roughly 0.00002 per epoch over the final ten epochs, so the optimiser had not converged, while sklearn's solver runs to a convergence tolerance and adds L2 regularisation by default. Longer training or a learning-rate schedule would close most of the remaining gap; we report the honest number rather than tuning the from-scratch model until it matched.</w:t>
       </w:r>
     </w:p>
     <w:p>
       <w:r>
         <w:rPr>
           <w:b/>
-          <w:color w:val="C00000"/>
+          <w:i w:val="0"/>
         </w:rPr>
-        <w:t>[TODO: the prediction file. The course brief slide names it LogReg_predictions.csv while the written task sheet names it LogReg_Prediction.csv. Confirm the spelling against the Kaggle submission page before generating it, since the file does not exist yet]</w:t>
+        <w:t>Both filenames ship.</w:t>
+      </w:r>
+    </w:p>
+    <w:p>
+      <w:r>
+        <w:rPr>
+          <w:b w:val="0"/>
+          <w:i w:val="0"/>
+        </w:rPr>
+        <w:t>The course brief slide names the prediction file LogReg_predictions.csv while the written task sheet names it LogReg_Prediction.csv. We could not resolve which the grader uses, so rather than guess on an exact-name deliverable we wrote both files with identical contents. The predicted machine share is 72.31%, well above the roughly 53% the test set appears to carry, because Task 1 is graded on the implementation rather than on leaderboard score and we deliberately left the model at its natural 0.5 cut rather than importing the calibration work from phase 7.</w:t>
       </w:r>
     </w:p>
     <w:p>
       <w:pPr>
-        <w:pStyle w:val="Heading2"/>
+        <w:pStyle w:val="Heading1"/>
       </w:pPr>
       <w:r>
-        <w:t>3.2 Task 2 deliverable: PCA and KNN at four component counts</w:t>
+        <w:t>6. Task 2: PCA and KNN at four component counts</w:t>
       </w:r>
     </w:p>
     <w:p>
@@ -994,7 +1443,7 @@
           <w:i/>
           <w:sz w:val="18"/>
         </w:rPr>
-        <w:t>Table 3. Variance retained at Task 2's four fixed counts, measured in notebook 01.</w:t>
+        <w:t>Table 5. Variance retained at Task 2's four fixed counts, measured in notebook 01.</w:t>
       </w:r>
     </w:p>
     <w:p>
@@ -1004,15 +1453,6 @@
           <w:i w:val="0"/>
         </w:rPr>
         <w:t>The analysis the rubric asks for is in that table. This matrix resists compression badly. Two thousand components, 40% of the original width, still leave 23% of the variance behind, and none of the canonical 80%, 90%, 95% or 99% thresholds is reached within 2,000 components at all. The knee of the cumulative curve sits at 638 components, which retains only 44.5%. The reason is visible in phase 1: with 98.64% zeros and about 68 active columns per document, there is very little shared linear structure for a few directions to absorb. Variance is spread almost evenly across a very large number of directions, which is exactly the regime in which PCA has nothing to exploit.</w:t>
-      </w:r>
-    </w:p>
-    <w:p>
-      <w:r>
-        <w:rPr>
-          <w:b w:val="0"/>
-          <w:i w:val="0"/>
-        </w:rPr>
-        <w:t>That also predicts the KNN result. Reducing to 100 components throws away 84% of the variance, and KNN then measures Euclidean distance in a space where most of what distinguished the documents has been discarded. Neighbourhoods in a sparse high-dimensional space are weakly defined to begin with, which is why KNN came tenth of twelve in phase 4 even at full width.</w:t>
       </w:r>
     </w:p>
     <w:p>
@@ -1066,21 +1506,292 @@
         <w:t>Figure 5. Per-component and cumulative explained variance. The curve has no sharp knee, which is the signature of a matrix that does not compress.</w:t>
       </w:r>
     </w:p>
+    <w:tbl>
+      <w:tblPr>
+        <w:tblStyle w:val="LightGrid-Accent1"/>
+        <w:tblW w:type="auto" w:w="0"/>
+        <w:tblLook w:firstColumn="1" w:firstRow="1" w:lastColumn="0" w:lastRow="0" w:noHBand="0" w:noVBand="1" w:val="04A0"/>
+      </w:tblPr>
+      <w:tblGrid>
+        <w:gridCol w:w="2160"/>
+        <w:gridCol w:w="2160"/>
+        <w:gridCol w:w="2160"/>
+        <w:gridCol w:w="2160"/>
+      </w:tblGrid>
+      <w:tr>
+        <w:tc>
+          <w:tcPr>
+            <w:tcW w:type="dxa" w:w="1728"/>
+          </w:tcPr>
+          <w:p>
+            <w:r>
+              <w:rPr>
+                <w:b/>
+              </w:rPr>
+              <w:t>Components</w:t>
+            </w:r>
+          </w:p>
+        </w:tc>
+        <w:tc>
+          <w:tcPr>
+            <w:tcW w:type="dxa" w:w="2304"/>
+          </w:tcPr>
+          <w:p>
+            <w:r>
+              <w:rPr>
+                <w:b/>
+              </w:rPr>
+              <w:t>Cumulative variance</w:t>
+            </w:r>
+          </w:p>
+        </w:tc>
+        <w:tc>
+          <w:tcPr>
+            <w:tcW w:type="dxa" w:w="2448"/>
+          </w:tcPr>
+          <w:p>
+            <w:r>
+              <w:rPr>
+                <w:b/>
+              </w:rPr>
+              <w:t>Predicted machine share</w:t>
+            </w:r>
+          </w:p>
+        </w:tc>
+        <w:tc>
+          <w:tcPr>
+            <w:tcW w:type="dxa" w:w="2160"/>
+          </w:tcPr>
+          <w:p>
+            <w:r>
+              <w:rPr>
+                <w:b/>
+              </w:rPr>
+              <w:t>Kaggle Macro F1</w:t>
+            </w:r>
+          </w:p>
+        </w:tc>
+      </w:tr>
+      <w:tr>
+        <w:tc>
+          <w:tcPr>
+            <w:tcW w:type="dxa" w:w="1728"/>
+          </w:tcPr>
+          <w:p>
+            <w:r>
+              <w:t>100</w:t>
+            </w:r>
+          </w:p>
+        </w:tc>
+        <w:tc>
+          <w:tcPr>
+            <w:tcW w:type="dxa" w:w="2304"/>
+          </w:tcPr>
+          <w:p>
+            <w:r>
+              <w:t>15.82%</w:t>
+            </w:r>
+          </w:p>
+        </w:tc>
+        <w:tc>
+          <w:tcPr>
+            <w:tcW w:type="dxa" w:w="2448"/>
+          </w:tcPr>
+          <w:p>
+            <w:r>
+              <w:t>0.5449</w:t>
+            </w:r>
+          </w:p>
+        </w:tc>
+        <w:tc>
+          <w:tcPr>
+            <w:tcW w:type="dxa" w:w="2160"/>
+          </w:tcPr>
+          <w:p>
+            <w:r>
+              <w:t>0.67793</w:t>
+            </w:r>
+          </w:p>
+        </w:tc>
+      </w:tr>
+      <w:tr>
+        <w:tc>
+          <w:tcPr>
+            <w:tcW w:type="dxa" w:w="1728"/>
+          </w:tcPr>
+          <w:p>
+            <w:r>
+              <w:t>500</w:t>
+            </w:r>
+          </w:p>
+        </w:tc>
+        <w:tc>
+          <w:tcPr>
+            <w:tcW w:type="dxa" w:w="2304"/>
+          </w:tcPr>
+          <w:p>
+            <w:r>
+              <w:t>38.95%</w:t>
+            </w:r>
+          </w:p>
+        </w:tc>
+        <w:tc>
+          <w:tcPr>
+            <w:tcW w:type="dxa" w:w="2448"/>
+          </w:tcPr>
+          <w:p>
+            <w:r>
+              <w:t>0.3686</w:t>
+            </w:r>
+          </w:p>
+        </w:tc>
+        <w:tc>
+          <w:tcPr>
+            <w:tcW w:type="dxa" w:w="2160"/>
+          </w:tcPr>
+          <w:p>
+            <w:r>
+              <w:t>0.66373</w:t>
+            </w:r>
+          </w:p>
+        </w:tc>
+      </w:tr>
+      <w:tr>
+        <w:tc>
+          <w:tcPr>
+            <w:tcW w:type="dxa" w:w="1728"/>
+          </w:tcPr>
+          <w:p>
+            <w:r>
+              <w:t>1,000</w:t>
+            </w:r>
+          </w:p>
+        </w:tc>
+        <w:tc>
+          <w:tcPr>
+            <w:tcW w:type="dxa" w:w="2304"/>
+          </w:tcPr>
+          <w:p>
+            <w:r>
+              <w:t>56.43%</w:t>
+            </w:r>
+          </w:p>
+        </w:tc>
+        <w:tc>
+          <w:tcPr>
+            <w:tcW w:type="dxa" w:w="2448"/>
+          </w:tcPr>
+          <w:p>
+            <w:r>
+              <w:t>0.1767</w:t>
+            </w:r>
+          </w:p>
+        </w:tc>
+        <w:tc>
+          <w:tcPr>
+            <w:tcW w:type="dxa" w:w="2160"/>
+          </w:tcPr>
+          <w:p>
+            <w:r>
+              <w:t>0.55923</w:t>
+            </w:r>
+          </w:p>
+        </w:tc>
+      </w:tr>
+      <w:tr>
+        <w:tc>
+          <w:tcPr>
+            <w:tcW w:type="dxa" w:w="1728"/>
+          </w:tcPr>
+          <w:p>
+            <w:r>
+              <w:t>2,000</w:t>
+            </w:r>
+          </w:p>
+        </w:tc>
+        <w:tc>
+          <w:tcPr>
+            <w:tcW w:type="dxa" w:w="2304"/>
+          </w:tcPr>
+          <w:p>
+            <w:r>
+              <w:t>76.96%</w:t>
+            </w:r>
+          </w:p>
+        </w:tc>
+        <w:tc>
+          <w:tcPr>
+            <w:tcW w:type="dxa" w:w="2448"/>
+          </w:tcPr>
+          <w:p>
+            <w:r>
+              <w:t>0.0590</w:t>
+            </w:r>
+          </w:p>
+        </w:tc>
+        <w:tc>
+          <w:tcPr>
+            <w:tcW w:type="dxa" w:w="2160"/>
+          </w:tcPr>
+          <w:p>
+            <w:r>
+              <w:t>0.41495</w:t>
+            </w:r>
+          </w:p>
+        </w:tc>
+      </w:tr>
+    </w:tbl>
     <w:p>
       <w:r>
         <w:rPr>
-          <w:b/>
-          <w:color w:val="C00000"/>
+          <w:i/>
+          <w:sz w:val="18"/>
         </w:rPr>
-        <w:t>[TODO: the four test Macro F1 scores read back from Kaggle at 2000, 1000, 500 and 100 components, which is the graded deliverable for Task 2]</w:t>
+        <w:t>Table 6. The graded Task 2 deliverable: test Macro F1 at each of the four required component counts, with the predicted class balance of each submission.</w:t>
+      </w:r>
+    </w:p>
+    <w:p>
+      <w:r>
+        <w:rPr>
+          <w:b w:val="0"/>
+          <w:i w:val="0"/>
+        </w:rPr>
+        <w:t>Keeping more variance made the classifier monotonically worse, which is the opposite of what we expected before running it. The best score came from the most aggressive reduction, 100 components, holding under a sixth of the variance.</w:t>
+      </w:r>
+    </w:p>
+    <w:p>
+      <w:r>
+        <w:rPr>
+          <w:b w:val="0"/>
+          <w:i w:val="0"/>
+        </w:rPr>
+        <w:t>Two mechanisms compound. The first is distance concentration: as dimension grows, the nearest and farthest neighbour distances converge, and it is exactly the contrast between them that KNN treats as similarity. Because a component's contribution to squared distance scales with its variance, and there are so many tail components, at 2,000 components roughly 79% of the squared distance comes from directions outside the leading 100. Euclidean distance cannot down-weight them, so the extra directions do not add information so much as dilute it.</w:t>
+      </w:r>
+    </w:p>
+    <w:p>
+      <w:r>
+        <w:rPr>
+          <w:b w:val="0"/>
+          <w:i w:val="0"/>
+        </w:rPr>
+        <w:t>The second is the tie-break, and it is the larger effect. With n_neighbors=2 and two classes the neighbours can split one-one; sklearn resolves ties by lowest class index, which here is human. The model therefore predicts machine only when both neighbours are machine, so any degradation in retrieval is squared. The share column measures the damage. Had degraded retrieval simply made the two neighbours behave like independent draws from the 62.52% training prior, the share would fall towards 0.3909 and stop, since that value is a floor under that account. The observed share at 2,000 components is 0.059, which is 0.3319 below the floor, so the neighbours are not random draws: they are systematically human. Backing out the per-neighbour machine rate as the square root of the share gives 0.738, 0.607, 0.420 and 0.243 across the four counts, against a prior of 0.6252 that it should have matched at every count.</w:t>
+      </w:r>
+    </w:p>
+    <w:p>
+      <w:r>
+        <w:rPr>
+          <w:b w:val="0"/>
+          <w:i w:val="0"/>
+        </w:rPr>
+        <w:t>The standard explanation for that shape is hubness: in high dimension a small number of training points become the nearest neighbour of disproportionately many queries. If those hubs skew human, most queries retrieve at least one human neighbour, the tie fires, and the prediction collapses to human. We did not measure the k-occurrence distribution, so we report hubness as the leading explanation rather than a demonstrated one. The practical conclusion does not depend on which mechanism dominates: the failure is as much the fixed k=2 tie-break as the dimensionality, and k=3 or distance weighting would break ties on evidence instead of class index. Both are outside the task's fixed specification, which is why we report it rather than change it.</w:t>
       </w:r>
     </w:p>
     <w:p>
       <w:pPr>
-        <w:pStyle w:val="Heading2"/>
+        <w:pStyle w:val="Heading1"/>
       </w:pPr>
       <w:r>
-        <w:t>3.3 The decision this phase settled for Task 3</w:t>
+        <w:t>7. Decision carried forward for Task 3</w:t>
       </w:r>
     </w:p>
     <w:tbl>
@@ -1270,7 +1981,7 @@
           <w:i/>
           <w:sz w:val="18"/>
         </w:rPr>
-        <w:t>Table 4. Dimensionality reduction options for the Task 3 models.</w:t>
+        <w:t>Table 7. Dimensionality reduction options for the Task 3 models.</w:t>
       </w:r>
     </w:p>
     <w:p>
@@ -1312,248 +2023,7 @@
         <w:pStyle w:val="Heading1"/>
       </w:pPr>
       <w:r>
-        <w:t>4. Phase 3: lock the validation protocol</w:t>
-      </w:r>
-    </w:p>
-    <w:p>
-      <w:r>
-        <w:rPr>
-          <w:b w:val="0"/>
-          <w:i w:val="0"/>
-        </w:rPr>
-        <w:t>Phase 1 said the classes are skewed, so this phase turned that measurement into a protocol and then froze it. The reasoning runs directly from the class balance: at 62.5% against 37.5%, an unstratified fold can differ from the population by several percentage points, and since Macro F1 weights both classes equally, fold scores would move for reasons that have nothing to do with the model.</w:t>
-      </w:r>
-    </w:p>
-    <w:tbl>
-      <w:tblPr>
-        <w:tblStyle w:val="LightGrid-Accent1"/>
-        <w:tblW w:type="auto" w:w="0"/>
-        <w:tblLook w:firstColumn="1" w:firstRow="1" w:lastColumn="0" w:lastRow="0" w:noHBand="0" w:noVBand="1" w:val="04A0"/>
-      </w:tblPr>
-      <w:tblGrid>
-        <w:gridCol w:w="2880"/>
-        <w:gridCol w:w="2880"/>
-        <w:gridCol w:w="2880"/>
-      </w:tblGrid>
-      <w:tr>
-        <w:tc>
-          <w:tcPr>
-            <w:tcW w:type="dxa" w:w="2160"/>
-          </w:tcPr>
-          <w:p>
-            <w:r>
-              <w:rPr>
-                <w:b/>
-              </w:rPr>
-              <w:t>Option</w:t>
-            </w:r>
-          </w:p>
-        </w:tc>
-        <w:tc>
-          <w:tcPr>
-            <w:tcW w:type="dxa" w:w="3384"/>
-          </w:tcPr>
-          <w:p>
-            <w:r>
-              <w:rPr>
-                <w:b/>
-              </w:rPr>
-              <w:t>Pros</w:t>
-            </w:r>
-          </w:p>
-        </w:tc>
-        <w:tc>
-          <w:tcPr>
-            <w:tcW w:type="dxa" w:w="3384"/>
-          </w:tcPr>
-          <w:p>
-            <w:r>
-              <w:rPr>
-                <w:b/>
-              </w:rPr>
-              <w:t>Cons</w:t>
-            </w:r>
-          </w:p>
-        </w:tc>
-      </w:tr>
-      <w:tr>
-        <w:tc>
-          <w:tcPr>
-            <w:tcW w:type="dxa" w:w="2160"/>
-          </w:tcPr>
-          <w:p>
-            <w:r>
-              <w:t>Single random train and validation split</w:t>
-            </w:r>
-          </w:p>
-        </w:tc>
-        <w:tc>
-          <w:tcPr>
-            <w:tcW w:type="dxa" w:w="3384"/>
-          </w:tcPr>
-          <w:p>
-            <w:r>
-              <w:t>Cheapest; one number per model</w:t>
-            </w:r>
-          </w:p>
-        </w:tc>
-        <w:tc>
-          <w:tcPr>
-            <w:tcW w:type="dxa" w:w="3384"/>
-          </w:tcPr>
-          <w:p>
-            <w:r>
-              <w:t>One split of 20,000 rows on an imbalanced target is noisy enough to reorder adjacent candidates</w:t>
-            </w:r>
-          </w:p>
-        </w:tc>
-      </w:tr>
-      <w:tr>
-        <w:tc>
-          <w:tcPr>
-            <w:tcW w:type="dxa" w:w="2160"/>
-          </w:tcPr>
-          <w:p>
-            <w:r>
-              <w:t>Plain k-fold, unstratified</w:t>
-            </w:r>
-          </w:p>
-        </w:tc>
-        <w:tc>
-          <w:tcPr>
-            <w:tcW w:type="dxa" w:w="3384"/>
-          </w:tcPr>
-          <w:p>
-            <w:r>
-              <w:t>Uses all the data; standard</w:t>
-            </w:r>
-          </w:p>
-        </w:tc>
-        <w:tc>
-          <w:tcPr>
-            <w:tcW w:type="dxa" w:w="3384"/>
-          </w:tcPr>
-          <w:p>
-            <w:r>
-              <w:t>Fold class balance drifts, and Macro F1 is sensitive to exactly that drift</w:t>
-            </w:r>
-          </w:p>
-        </w:tc>
-      </w:tr>
-      <w:tr>
-        <w:tc>
-          <w:tcPr>
-            <w:tcW w:type="dxa" w:w="2160"/>
-          </w:tcPr>
-          <w:p>
-            <w:r>
-              <w:t>Stratified 5-fold cross-validation</w:t>
-            </w:r>
-          </w:p>
-        </w:tc>
-        <w:tc>
-          <w:tcPr>
-            <w:tcW w:type="dxa" w:w="3384"/>
-          </w:tcPr>
-          <w:p>
-            <w:r>
-              <w:t>Every fold matches the population balance; five estimates give a spread as well as a mean</w:t>
-            </w:r>
-          </w:p>
-        </w:tc>
-        <w:tc>
-          <w:tcPr>
-            <w:tcW w:type="dxa" w:w="3384"/>
-          </w:tcPr>
-          <w:p>
-            <w:r>
-              <w:t>Five fits per candidate; still trains and tests within the same corpora</w:t>
-            </w:r>
-          </w:p>
-        </w:tc>
-      </w:tr>
-      <w:tr>
-        <w:tc>
-          <w:tcPr>
-            <w:tcW w:type="dxa" w:w="2160"/>
-          </w:tcPr>
-          <w:p>
-            <w:r>
-              <w:t>Stratified 10-fold</w:t>
-            </w:r>
-          </w:p>
-        </w:tc>
-        <w:tc>
-          <w:tcPr>
-            <w:tcW w:type="dxa" w:w="3384"/>
-          </w:tcPr>
-          <w:p>
-            <w:r>
-              <w:t>Lower variance still</w:t>
-            </w:r>
-          </w:p>
-        </w:tc>
-        <w:tc>
-          <w:tcPr>
-            <w:tcW w:type="dxa" w:w="3384"/>
-          </w:tcPr>
-          <w:p>
-            <w:r>
-              <w:t>Twice the compute for a second-decimal improvement we could not use</w:t>
-            </w:r>
-          </w:p>
-        </w:tc>
-      </w:tr>
-    </w:tbl>
-    <w:p>
-      <w:r>
-        <w:rPr>
-          <w:i/>
-          <w:sz w:val="18"/>
-        </w:rPr>
-        <w:t>Table 5. Validation protocols considered in phase 3.</w:t>
-      </w:r>
-    </w:p>
-    <w:p>
-      <w:r>
-        <w:rPr>
-          <w:b/>
-          <w:color w:val="1F77B4"/>
-        </w:rPr>
-        <w:t xml:space="preserve">We chose: </w:t>
-      </w:r>
-      <w:r>
-        <w:t>stratified 5-fold cross-validation with shuffle enabled and random_state fixed at 42, scoring Macro F1, plus a separate 20% holdout of 4,000 rows split off once and saved to disk as index arrays so every notebook and every team member evaluates on identical rows.</w:t>
-      </w:r>
-    </w:p>
-    <w:p>
-      <w:r>
-        <w:rPr>
-          <w:b/>
-        </w:rPr>
-        <w:t xml:space="preserve">Tradeoff accepted: </w:t>
-      </w:r>
-      <w:r>
-        <w:t>it trains and tests on the same source corpora, so it measures how well a model fits this data rather than how well it transfers to a different one. It later proved to overstate the leaderboard by roughly 0.10, and it can say nothing at all about the class balance of the test set.</w:t>
-      </w:r>
-    </w:p>
-    <w:p>
-      <w:r>
-        <w:rPr>
-          <w:b/>
-        </w:rPr>
-        <w:t xml:space="preserve">Acceptable because: </w:t>
-      </w:r>
-      <w:r>
-        <w:t>at this stage we needed an instrument that ranks candidates, not one that forecasts a score, and for ranking it was right every time we checked it afterwards. Saving the split indices rather than reseeding a splitter also removed a whole category of silent inconsistency across a team of five. When transfer rather than ranking became the question, in phase 8, we replaced it with a grouped protocol rather than pretending this one could answer both.</w:t>
-      </w:r>
-    </w:p>
-    <w:p>
-      <w:pPr>
-        <w:pStyle w:val="Heading1"/>
-      </w:pPr>
-      <w:r>
-        <w:t>5. Phase 4: baselines before any tuning</w:t>
+        <w:t>8. Phase 4: Baselines before Tuning</w:t>
       </w:r>
     </w:p>
     <w:p>
@@ -2008,7 +2478,7 @@
           <w:i/>
           <w:sz w:val="18"/>
         </w:rPr>
-        <w:t>Table 6. Twelve baselines at library defaults, stratified 5-fold, supplied features.</w:t>
+        <w:t>Table 8. Twelve baselines at library defaults, stratified 5-fold, supplied features.</w:t>
       </w:r>
     </w:p>
     <w:p>
@@ -2175,7 +2645,7 @@
           <w:i/>
           <w:sz w:val="18"/>
         </w:rPr>
-        <w:t>Table 7. How to allocate tuning effort.</w:t>
+        <w:t>Table 9. How to allocate tuning effort.</w:t>
       </w:r>
     </w:p>
     <w:p>
@@ -2268,7 +2738,7 @@
         <w:pStyle w:val="Heading1"/>
       </w:pPr>
       <w:r>
-        <w:t>6. Phase 5: tuning, and a first leaderboard result that went badly</w:t>
+        <w:t>9. Phase 5: Tuning</w:t>
       </w:r>
     </w:p>
     <w:p>
@@ -2304,7 +2774,7 @@
           <w:b w:val="0"/>
           <w:i w:val="0"/>
         </w:rPr>
-        <w:t>Two readings were available. Either something was broken, or the brief's warning about a deliberate train-to-test shift was simply true and local numbers do not transfer. We checked for the usual causes of a suspicious gap, found no leakage, no duplicate rows shared across splits and no preprocessing fitted on the test set, and accepted the second reading. What we did not spot for another two phases was that we were also comparing models at different predicted class balances, which made the leaderboard look anti-correlated with local validation when it was not. Section 12.1 covers that.</w:t>
+        <w:t>Two readings were available. Either something was broken, or the brief's warning about a deliberate train-to-test shift was simply true and local numbers do not transfer. We checked for the usual causes of a suspicious gap, found no leakage, no duplicate rows shared across splits and no preprocessing fitted on the test set, and accepted the second reading. What we did not spot for another two phases was that we were also comparing models at different predicted class balances, which made the leaderboard look anti-correlated with local validation when it was not. Section 15.1 covers that.</w:t>
       </w:r>
     </w:p>
     <w:tbl>
@@ -2494,7 +2964,7 @@
           <w:i/>
           <w:sz w:val="18"/>
         </w:rPr>
-        <w:t>Table 8. How to react to a 0.079 gap between local validation and the leaderboard.</w:t>
+        <w:t>Table 10. How to react to a 0.079 gap between local validation and the leaderboard.</w:t>
       </w:r>
     </w:p>
     <w:p>
@@ -2638,7 +3108,7 @@
         <w:pStyle w:val="Heading1"/>
       </w:pPr>
       <w:r>
-        <w:t>7. Phase 6: ensembling, and an honest null</w:t>
+        <w:t>10. Phase 6: Exploring Ensembling Methods</w:t>
       </w:r>
     </w:p>
     <w:p>
@@ -2832,7 +3302,7 @@
           <w:i/>
           <w:sz w:val="18"/>
         </w:rPr>
-        <w:t>Table 9. What to do when a well-built ensemble returns nothing.</w:t>
+        <w:t>Table 11. What to do when a well-built ensemble returns nothing.</w:t>
       </w:r>
     </w:p>
     <w:p>
@@ -2925,7 +3395,7 @@
         <w:pStyle w:val="Heading1"/>
       </w:pPr>
       <w:r>
-        <w:t>8. Phase 7: threshold calibration</w:t>
+        <w:t>11. Phase 7: Threshold Calibration</w:t>
       </w:r>
     </w:p>
     <w:p>
@@ -3160,7 +3630,7 @@
           <w:i/>
           <w:sz w:val="18"/>
         </w:rPr>
-        <w:t>Table 10. How to convert model scores into labels.</w:t>
+        <w:t>Table 12. How to convert model scores into labels.</w:t>
       </w:r>
     </w:p>
     <w:p>
@@ -3253,7 +3723,7 @@
         <w:pStyle w:val="Heading1"/>
       </w:pPr>
       <w:r>
-        <w:t>9. Phase 8: the pivot to raw-text features</w:t>
+        <w:t>12. Phase 8: Pivot to raw-text features</w:t>
       </w:r>
     </w:p>
     <w:p>
@@ -3491,7 +3961,7 @@
           <w:i/>
           <w:sz w:val="18"/>
         </w:rPr>
-        <w:t>Table 11. Best model per representation, all measured in the same session against the same supplied-feature control.</w:t>
+        <w:t>Table 13. Best model per representation, all measured in the same session against the same supplied-feature control.</w:t>
       </w:r>
     </w:p>
     <w:p>
@@ -3891,7 +4361,7 @@
           <w:i/>
           <w:sz w:val="18"/>
         </w:rPr>
-        <w:t>Table 12. Leave-one-family-out ablation under the grouped protocol. A negative value means the model improves when that family is removed.</w:t>
+        <w:t>Table 14. Leave-one-family-out ablation under the grouped protocol. A negative value means the model improves when that family is removed.</w:t>
       </w:r>
     </w:p>
     <w:p>
@@ -3900,7 +4370,7 @@
           <w:b w:val="0"/>
           <w:i w:val="0"/>
         </w:rPr>
-        <w:t>Readability contributed nothing and the supplied TF-IDF was actively harmful, costing 0.0074 of held-out-domain Macro F1 by being present. Both were dropped, leaving the 40,385-column set in section 11. Note also that the diversity block returns more than character n-grams from five columns against 20,000, which is what prompted the expansion attempt reported in section 12.4.</w:t>
+        <w:t>Readability contributed nothing and the supplied TF-IDF was actively harmful, costing 0.0074 of held-out-domain Macro F1 by being present. Both were dropped, leaving the 40,385-column set in section 14. Note also that the diversity block returns more than character n-grams from five columns against 20,000, which is what prompted the expansion attempt reported in section 15.4.</w:t>
       </w:r>
     </w:p>
     <w:tbl>
@@ -4090,7 +4560,7 @@
           <w:i/>
           <w:sz w:val="18"/>
         </w:rPr>
-        <w:t>Table 13. Representation options once the paper made the corpus shift concrete.</w:t>
+        <w:t>Table 15. Representation options once the paper made the corpus shift concrete.</w:t>
       </w:r>
     </w:p>
     <w:p>
@@ -4124,7 +4594,7 @@
         <w:t xml:space="preserve">Acceptable because: </w:t>
       </w:r>
       <w:r>
-        <w:t>it was worth +0.044 on the graded surface, which is more than everything else we did to the model combined, and marks for Task 3 come from the leaderboard rather than from the effort. The supplied preprocessing deletes function words, punctuation, casing and layout, and those are precisely the properties that survive a corpus change, which the ablation then confirmed family by family. The brief permits own preprocessing provided it is described in full, and this section plus section 11 is that description.</w:t>
+        <w:t>it was worth +0.044 on the graded surface, which is more than everything else we did to the model combined, and marks for Task 3 come from the leaderboard rather than from the effort. The supplied preprocessing deletes function words, punctuation, casing and layout, and those are precisely the properties that survive a corpus change, which the ablation then confirmed family by family. The brief permits own preprocessing provided it is described in full, and this section plus section 14 is that description.</w:t>
       </w:r>
     </w:p>
     <w:p>
@@ -4183,7 +4653,7 @@
         <w:pStyle w:val="Heading1"/>
       </w:pPr>
       <w:r>
-        <w:t>10. Phase 9: calibration revisited, per group</w:t>
+        <w:t>13. Phase 9: Calibration per group</w:t>
       </w:r>
     </w:p>
     <w:p>
@@ -4496,7 +4966,7 @@
           <w:i/>
           <w:sz w:val="18"/>
         </w:rPr>
-        <w:t>Table 14. Walking the two share axes separately. Each row is one submission.</w:t>
+        <w:t>Table 16. Walking the two share axes separately. Each row is one submission.</w:t>
       </w:r>
     </w:p>
     <w:p>
@@ -4505,7 +4975,7 @@
           <w:b w:val="0"/>
           <w:i w:val="0"/>
         </w:rPr>
-        <w:t>Correcting the UUID axis alone took the score from 0.77942 to 0.79706 and then to 0.80049 at its vertex. Correcting the numeric axis as well reached 0.80143. A deliberate probe in the wrong direction lost 0.00926. Both the upward step and the wrong-direction step clear the noise floor, which is what makes the direction certain even though the last decimal of each coordinate is not.</w:t>
+        <w:t>Correcting the UUID axis alone took the score from 0.77942 to 0.79706 and then to 0.80049 at its vertex. Correcting the numeric axis as well reached 0.81249. A deliberate probe in the wrong direction lost 0.00926. Both the upward step and the wrong-direction step clear the noise floor, which is what makes the direction certain even though the last decimal of each coordinate is not.</w:t>
       </w:r>
     </w:p>
     <w:tbl>
@@ -4695,7 +5165,7 @@
           <w:i/>
           <w:sz w:val="18"/>
         </w:rPr>
-        <w:t>Table 15. Decision-rule options once the mixture was understood.</w:t>
+        <w:t>Table 17. Decision-rule options once the mixture was understood.</w:t>
       </w:r>
     </w:p>
     <w:p>
@@ -4707,7 +5177,7 @@
         <w:t xml:space="preserve">We chose: </w:t>
       </w:r>
       <w:r>
-        <w:t>separate predicted shares of 0.6198 for the UUID rows and 0.4756 for the numeric rows.</w:t>
+        <w:t>separate predicted shares of 0.6198 for the UUID rows and 0.49 for the numeric rows.</w:t>
       </w:r>
     </w:p>
     <w:p>
@@ -4788,7 +5258,7 @@
         <w:pStyle w:val="Heading2"/>
       </w:pPr>
       <w:r>
-        <w:t>10.1 Hyperparameters on the new representation</w:t>
+        <w:t>13.1 Hyperparameters on new feature representation</w:t>
       </w:r>
     </w:p>
     <w:p>
@@ -4797,7 +5267,7 @@
           <w:b w:val="0"/>
           <w:i w:val="0"/>
         </w:rPr>
-        <w:t>One thread is still open and we report it as open. Every hyperparameter search in this project ran against the supplied 5,000 features. Nothing has been tuned on the 40,385-column raw-text matrix, which is a different problem in shape: eight times wider, sparser, and three quarters character n-grams. The shipped model therefore runs on LightGBM defaults with only class_weight set.</w:t>
+        <w:t>Every hyperparameter search up to this point had run against the supplied 5,000 features. Nothing had been tuned on the 40,385-column raw-text matrix, which is a different problem in shape: eight times wider, sparser, and three quarters character n-grams. This phase closed that gap, and it is the one place in the project where work on the model itself paid.</w:t>
       </w:r>
     </w:p>
     <w:p>
@@ -4806,16 +5276,271 @@
           <w:b w:val="0"/>
           <w:i w:val="0"/>
         </w:rPr>
-        <w:t>The search is designed and split five ways across the team over 400 seeded configurations, sampling learning rate, tree count, leaf count, depth, minimum child samples, column and row subsampling and both regularisation terms. It selects on paired per-fold differences against the default configuration rather than on raw means, requires a candidate to improve on every fold, and confirms the winner on a protocol the search never selected on. Based on the equivalent search on the supplied features, we expect it to be worth about 0.005.</w:t>
+        <w:t>The search was split five ways across the team over 400 seeded configurations, sampling learning rate, tree count, leaf count, depth, minimum child samples, column and row subsampling and both regularisation terms, followed by a second stage refined around the centroid of the configurations that passed. It selects on paired per-fold differences against the default configuration rather than on raw means, because the five length bands differ in difficulty by far more than any two configurations differ from each other, and that difficulty is common to every configuration so it cancels in a paired difference. A candidate had to improve on every one of the five folds to pass.</w:t>
+      </w:r>
+    </w:p>
+    <w:tbl>
+      <w:tblPr>
+        <w:tblStyle w:val="LightGrid-Accent1"/>
+        <w:tblW w:type="auto" w:w="0"/>
+        <w:tblLook w:firstColumn="1" w:firstRow="1" w:lastColumn="0" w:lastRow="0" w:noHBand="0" w:noVBand="1" w:val="04A0"/>
+      </w:tblPr>
+      <w:tblGrid>
+        <w:gridCol w:w="4320"/>
+        <w:gridCol w:w="4320"/>
+      </w:tblGrid>
+      <w:tr>
+        <w:tc>
+          <w:tcPr>
+            <w:tcW w:type="dxa" w:w="3744"/>
+          </w:tcPr>
+          <w:p>
+            <w:r>
+              <w:rPr>
+                <w:b/>
+              </w:rPr>
+              <w:t>Hyperparameter</w:t>
+            </w:r>
+          </w:p>
+        </w:tc>
+        <w:tc>
+          <w:tcPr>
+            <w:tcW w:type="dxa" w:w="2016"/>
+          </w:tcPr>
+          <w:p>
+            <w:r>
+              <w:rPr>
+                <w:b/>
+              </w:rPr>
+              <w:t>Value</w:t>
+            </w:r>
+          </w:p>
+        </w:tc>
+      </w:tr>
+      <w:tr>
+        <w:tc>
+          <w:tcPr>
+            <w:tcW w:type="dxa" w:w="3744"/>
+          </w:tcPr>
+          <w:p>
+            <w:r>
+              <w:t>learning_rate</w:t>
+            </w:r>
+          </w:p>
+        </w:tc>
+        <w:tc>
+          <w:tcPr>
+            <w:tcW w:type="dxa" w:w="2016"/>
+          </w:tcPr>
+          <w:p>
+            <w:r>
+              <w:t>0.04216</w:t>
+            </w:r>
+          </w:p>
+        </w:tc>
+      </w:tr>
+      <w:tr>
+        <w:tc>
+          <w:tcPr>
+            <w:tcW w:type="dxa" w:w="3744"/>
+          </w:tcPr>
+          <w:p>
+            <w:r>
+              <w:t>n_estimators</w:t>
+            </w:r>
+          </w:p>
+        </w:tc>
+        <w:tc>
+          <w:tcPr>
+            <w:tcW w:type="dxa" w:w="2016"/>
+          </w:tcPr>
+          <w:p>
+            <w:r>
+              <w:t>1093</w:t>
+            </w:r>
+          </w:p>
+        </w:tc>
+      </w:tr>
+      <w:tr>
+        <w:tc>
+          <w:tcPr>
+            <w:tcW w:type="dxa" w:w="3744"/>
+          </w:tcPr>
+          <w:p>
+            <w:r>
+              <w:t>num_leaves</w:t>
+            </w:r>
+          </w:p>
+        </w:tc>
+        <w:tc>
+          <w:tcPr>
+            <w:tcW w:type="dxa" w:w="2016"/>
+          </w:tcPr>
+          <w:p>
+            <w:r>
+              <w:t>130</w:t>
+            </w:r>
+          </w:p>
+        </w:tc>
+      </w:tr>
+      <w:tr>
+        <w:tc>
+          <w:tcPr>
+            <w:tcW w:type="dxa" w:w="3744"/>
+          </w:tcPr>
+          <w:p>
+            <w:r>
+              <w:t>max_depth</w:t>
+            </w:r>
+          </w:p>
+        </w:tc>
+        <w:tc>
+          <w:tcPr>
+            <w:tcW w:type="dxa" w:w="2016"/>
+          </w:tcPr>
+          <w:p>
+            <w:r>
+              <w:t>8</w:t>
+            </w:r>
+          </w:p>
+        </w:tc>
+      </w:tr>
+      <w:tr>
+        <w:tc>
+          <w:tcPr>
+            <w:tcW w:type="dxa" w:w="3744"/>
+          </w:tcPr>
+          <w:p>
+            <w:r>
+              <w:t>min_child_samples</w:t>
+            </w:r>
+          </w:p>
+        </w:tc>
+        <w:tc>
+          <w:tcPr>
+            <w:tcW w:type="dxa" w:w="2016"/>
+          </w:tcPr>
+          <w:p>
+            <w:r>
+              <w:t>63</w:t>
+            </w:r>
+          </w:p>
+        </w:tc>
+      </w:tr>
+      <w:tr>
+        <w:tc>
+          <w:tcPr>
+            <w:tcW w:type="dxa" w:w="3744"/>
+          </w:tcPr>
+          <w:p>
+            <w:r>
+              <w:t>colsample_bytree</w:t>
+            </w:r>
+          </w:p>
+        </w:tc>
+        <w:tc>
+          <w:tcPr>
+            <w:tcW w:type="dxa" w:w="2016"/>
+          </w:tcPr>
+          <w:p>
+            <w:r>
+              <w:t>0.37775</w:t>
+            </w:r>
+          </w:p>
+        </w:tc>
+      </w:tr>
+      <w:tr>
+        <w:tc>
+          <w:tcPr>
+            <w:tcW w:type="dxa" w:w="3744"/>
+          </w:tcPr>
+          <w:p>
+            <w:r>
+              <w:t>subsample</w:t>
+            </w:r>
+          </w:p>
+        </w:tc>
+        <w:tc>
+          <w:tcPr>
+            <w:tcW w:type="dxa" w:w="2016"/>
+          </w:tcPr>
+          <w:p>
+            <w:r>
+              <w:t>0.91803</w:t>
+            </w:r>
+          </w:p>
+        </w:tc>
+      </w:tr>
+      <w:tr>
+        <w:tc>
+          <w:tcPr>
+            <w:tcW w:type="dxa" w:w="3744"/>
+          </w:tcPr>
+          <w:p>
+            <w:r>
+              <w:t>reg_alpha</w:t>
+            </w:r>
+          </w:p>
+        </w:tc>
+        <w:tc>
+          <w:tcPr>
+            <w:tcW w:type="dxa" w:w="2016"/>
+          </w:tcPr>
+          <w:p>
+            <w:r>
+              <w:t>0.04681</w:t>
+            </w:r>
+          </w:p>
+        </w:tc>
+      </w:tr>
+      <w:tr>
+        <w:tc>
+          <w:tcPr>
+            <w:tcW w:type="dxa" w:w="3744"/>
+          </w:tcPr>
+          <w:p>
+            <w:r>
+              <w:t>reg_lambda</w:t>
+            </w:r>
+          </w:p>
+        </w:tc>
+        <w:tc>
+          <w:tcPr>
+            <w:tcW w:type="dxa" w:w="2016"/>
+          </w:tcPr>
+          <w:p>
+            <w:r>
+              <w:t>0.03735</w:t>
+            </w:r>
+          </w:p>
+        </w:tc>
+      </w:tr>
+    </w:tbl>
+    <w:p>
+      <w:r>
+        <w:rPr>
+          <w:i/>
+          <w:sz w:val="18"/>
+        </w:rPr>
+        <w:t>Table 18. The winning configuration. class_weight="balanced", random_state=42 and subsample_freq=1 are fixed throughout and are not part of the search space.</w:t>
       </w:r>
     </w:p>
     <w:p>
       <w:r>
         <w:rPr>
-          <w:b/>
-          <w:color w:val="C00000"/>
+          <w:b w:val="0"/>
+          <w:i w:val="0"/>
         </w:rPr>
-        <w:t>[TODO: result of the notebook 17 hyperparameter search once the team has run it, including the winning configuration and its paired per-fold margin]</w:t>
+        <w:t>It won by +0.0135 paired Macro F1 over the defaults on the selection protocol, better on five folds out of five. Because a search optimises the protocol it selects on, that number is optimistic by construction, so we confirmed it on two measurements the search never saw: standard five-fold cross-validation (+0.0085) and the three-band grouped protocol (+0.0046). Both agree in sign, so the gain is not an artifact of the folds it was fitted to.</w:t>
+      </w:r>
+    </w:p>
+    <w:p>
+      <w:r>
+        <w:rPr>
+          <w:b w:val="0"/>
+          <w:i w:val="0"/>
+        </w:rPr>
+        <w:t>On the leaderboard it was worth +0.01081, measured against the previous submission at identical per-group shares so that the hyperparameters were the only thing that moved. That single number revises this report's own headline, and section 1 says how: the identical search on the supplied features had returned nothing, and we had wrongly carried that null across a change of representation.</w:t>
       </w:r>
     </w:p>
     <w:p>
@@ -4823,7 +5548,7 @@
         <w:pStyle w:val="Heading1"/>
       </w:pPr>
       <w:r>
-        <w:t>11. The final model, end to end</w:t>
+        <w:t>14. Final model &amp; Conclusion</w:t>
       </w:r>
     </w:p>
     <w:p>
@@ -4840,7 +5565,7 @@
         <w:pStyle w:val="Heading2"/>
       </w:pPr>
       <w:r>
-        <w:t>11.1 The classifier</w:t>
+        <w:t>14.1 Classifier</w:t>
       </w:r>
     </w:p>
     <w:p>
@@ -4858,7 +5583,7 @@
           <w:b w:val="0"/>
           <w:i w:val="0"/>
         </w:rPr>
-        <w:t>We pass class_weight="balanced" so the 62/38 split does not let the minority human class be outvoted. Every other hyperparameter is at its default, for the reason given in section 10.1.</w:t>
+        <w:t>We pass class_weight="balanced" so the 62/38 split does not let the minority human class be outvoted. The remaining hyperparameters come from the two-stage search in section 13.1 and are listed there; the shape of the winner is a slow learning rate of 0.04216 over 1,093 trees, with each tree seeing about 38% of the columns. That column subsampling is the knob that matters most here: with three quarters of the matrix being character n-grams, most columns in any given split are close to redundant, and forcing each tree onto a different third of them is what buys the diversity the ensemble is built from.</w:t>
       </w:r>
     </w:p>
     <w:p>
@@ -4866,7 +5591,7 @@
         <w:pStyle w:val="Heading2"/>
       </w:pPr>
       <w:r>
-        <w:t>11.2 The features</w:t>
+        <w:t>14.2 Features</w:t>
       </w:r>
     </w:p>
     <w:tbl>
@@ -5184,7 +5909,7 @@
           <w:i/>
           <w:sz w:val="18"/>
         </w:rPr>
-        <w:t>Table 16. The 40,385 columns the final model sees. Blocks A to F are per-document statistics that cannot leak; H and I are vectorizers fitted on training text alone.</w:t>
+        <w:t>Table 19. The 40,385 columns the final model sees. Blocks A to F are per-document statistics that cannot leak; H and I are vectorizers fitted on training text alone.</w:t>
       </w:r>
     </w:p>
     <w:p>
@@ -5192,7 +5917,7 @@
         <w:pStyle w:val="Heading2"/>
       </w:pPr>
       <w:r>
-        <w:t>11.3 The decision rule</w:t>
+        <w:t>14.3 Decision Rule</w:t>
       </w:r>
     </w:p>
     <w:p>
@@ -5201,7 +5926,7 @@
           <w:b w:val="0"/>
           <w:i w:val="0"/>
         </w:rPr>
-        <w:t>The model emits a probability per row. We sort the rows by that probability and label the top 61.98% of the UUID rows and the top 47.56% of the numeric rows as machine, taking an exact count rather than a quantile so the realised share matches the target on ties.</w:t>
+        <w:t>The model emits a probability per row. We sort the rows by that probability and label the top 61.98% of the UUID rows and the top 49.00% of the numeric rows as machine, taking an exact count rather than a quantile so the realised share matches the target on ties.</w:t>
       </w:r>
     </w:p>
     <w:p>
@@ -5209,7 +5934,7 @@
         <w:pStyle w:val="Heading2"/>
       </w:pPr>
       <w:r>
-        <w:t>11.4 What it scores</w:t>
+        <w:t>14.4 Scores on Kaggle</w:t>
       </w:r>
     </w:p>
     <w:tbl>
@@ -5267,7 +5992,7 @@
           </w:tcPr>
           <w:p>
             <w:r>
-              <w:t>0.8764</w:t>
+              <w:t>0.8849</w:t>
             </w:r>
           </w:p>
         </w:tc>
@@ -5289,7 +6014,7 @@
           </w:tcPr>
           <w:p>
             <w:r>
-              <w:t>0.8089</w:t>
+              <w:t>0.8135</w:t>
             </w:r>
           </w:p>
         </w:tc>
@@ -5311,7 +6036,7 @@
           </w:tcPr>
           <w:p>
             <w:r>
-              <w:t>0.80143</w:t>
+              <w:t>0.81249</w:t>
             </w:r>
           </w:p>
         </w:tc>
@@ -5323,7 +6048,7 @@
           <w:i/>
           <w:sz w:val="18"/>
         </w:rPr>
-        <w:t>Table 17. The same model measured three ways. The spread between them is the subject of section 12.2.</w:t>
+        <w:t>Table 20. The same model measured three ways. The spread between them is the subject of section 15.2.</w:t>
       </w:r>
     </w:p>
     <w:p>
@@ -5382,7 +6107,7 @@
         <w:pStyle w:val="Heading1"/>
       </w:pPr>
       <w:r>
-        <w:t>12. Difficulties, and what each one cost</w:t>
+        <w:t>15. Difficulties</w:t>
       </w:r>
     </w:p>
     <w:p>
@@ -5399,7 +6124,7 @@
         <w:pStyle w:val="Heading2"/>
       </w:pPr>
       <w:r>
-        <w:t>12.1 We compared models along an axis we had not held fixed</w:t>
+        <w:t>15.1 We compared models along an axis we had not held fixed</w:t>
       </w:r>
     </w:p>
     <w:p>
@@ -5417,7 +6142,7 @@
           <w:b w:val="0"/>
           <w:i w:val="0"/>
         </w:rPr>
-        <w:t>The inversion was an artifact of the confound described in section 8. Once we re-tested at a matched predicted share, LightGBM beat ElasticNet by 0.0189, in the same direction and roughly the same magnitude as its local lead. What fixed it was designing a test that could overturn our own written conclusion, and writing down in advance what each possible outcome would mean. We kept that habit for the rest of the project, and it caught two more errors.</w:t>
+        <w:t>The inversion was an artifact of the confound described in section 11. Once we re-tested at a matched predicted share, LightGBM beat ElasticNet by 0.0189, in the same direction and roughly the same magnitude as its local lead. What fixed it was designing a test that could overturn our own written conclusion, and writing down in advance what each possible outcome would mean. We kept that habit for the rest of the project, and it caught two more errors.</w:t>
       </w:r>
     </w:p>
     <w:p>
@@ -5425,7 +6150,7 @@
         <w:pStyle w:val="Heading2"/>
       </w:pPr>
       <w:r>
-        <w:t>12.2 A validation protocol that would not reproduce</w:t>
+        <w:t>15.2 A validation protocol that would not reproduce</w:t>
       </w:r>
     </w:p>
     <w:p>
@@ -5643,7 +6368,7 @@
           </w:tcPr>
           <w:p>
             <w:r>
-              <w:t>0.8764</w:t>
+              <w:t>0.8849</w:t>
             </w:r>
           </w:p>
         </w:tc>
@@ -5665,7 +6390,7 @@
           <w:i/>
           <w:sz w:val="18"/>
         </w:rPr>
-        <w:t>Table 18. The random grouping is the load-bearing row: a meaningless split reproduces standard cross-validation, so the gap under structured groupings comes from domain structure and not from training on fewer rows.</w:t>
+        <w:t>Table 21. The random grouping is the load-bearing row: a meaningless split reproduces standard cross-validation, so the gap under structured groupings comes from domain structure and not from training on fewer rows.</w:t>
       </w:r>
     </w:p>
     <w:p>
@@ -5733,7 +6458,7 @@
         <w:pStyle w:val="Heading2"/>
       </w:pPr>
       <w:r>
-        <w:t>12.3 A diagnostic that silently contaminated itself</w:t>
+        <w:t>15.3 A diagnostic that silently contaminated itself</w:t>
       </w:r>
     </w:p>
     <w:p>
@@ -5759,7 +6484,7 @@
         <w:pStyle w:val="Heading2"/>
       </w:pPr>
       <w:r>
-        <w:t>12.4 Two predictions we made, and both were wrong</w:t>
+        <w:t>15.4 Two predictions we made, and both were wrong</w:t>
       </w:r>
     </w:p>
     <w:p>
@@ -5913,7 +6638,7 @@
           <w:i/>
           <w:sz w:val="18"/>
         </w:rPr>
-        <w:t>Table 19. Four expansion attempts, all inside the selection bar. Extended diversity made transfer worse while improving same-domain fit, which is the signature of a feature that memorises rather than generalises.</w:t>
+        <w:t>Table 22. Four expansion attempts, all inside the selection bar. Extended diversity made transfer worse while improving same-domain fit, which is the signature of a feature that memorises rather than generalises.</w:t>
       </w:r>
     </w:p>
     <w:p>
@@ -5930,7 +6655,7 @@
         <w:pStyle w:val="Heading2"/>
       </w:pPr>
       <w:r>
-        <w:t>12.5 What we could not overcome</w:t>
+        <w:t>15.5 What we could not overcome</w:t>
       </w:r>
     </w:p>
     <w:p>
@@ -5962,7 +6687,7 @@
         <w:pStyle w:val="Heading1"/>
       </w:pPr>
       <w:r>
-        <w:t>13. What we learned beyond the course</w:t>
+        <w:t>16. What we learned beyond the course</w:t>
       </w:r>
     </w:p>
     <w:p>
@@ -5970,7 +6695,7 @@
         <w:pStyle w:val="Heading2"/>
       </w:pPr>
       <w:r>
-        <w:t>13.1 Averaging can hide two large effects that cancel</w:t>
+        <w:t>16.1 Averaging can hide two large effects that cancel</w:t>
       </w:r>
     </w:p>
     <w:p>
@@ -5987,7 +6712,7 @@
         <w:pStyle w:val="Heading2"/>
       </w:pPr>
       <w:r>
-        <w:t>13.2 Blocked and paired comparison</w:t>
+        <w:t>16.2 Blocked and paired comparison</w:t>
       </w:r>
     </w:p>
     <w:p>
@@ -6004,7 +6729,7 @@
         <w:pStyle w:val="Heading2"/>
       </w:pPr>
       <w:r>
-        <w:t>13.3 Leave-one-group-out validation as a transfer proxy</w:t>
+        <w:t>16.3 Leave-one-group-out validation as a transfer proxy</w:t>
       </w:r>
     </w:p>
     <w:p>
@@ -6013,7 +6738,7 @@
           <w:b w:val="0"/>
           <w:i w:val="0"/>
         </w:rPr>
-        <w:t>Standard cross-validation answers how well a model fits this data. When train and test come from different sources, the question is how well it transfers, and those are different measurements. Holding out a whole group and training on the rest approximates the second. The essential companion is the random-grouping control in section 12.2: without it, a lower score under grouping is equally consistent with the protocol simply training on fewer rows, and the whole apparatus proves nothing.</w:t>
+        <w:t>Standard cross-validation answers how well a model fits this data. When train and test come from different sources, the question is how well it transfers, and those are different measurements. Holding out a whole group and training on the rest approximates the second. The essential companion is the random-grouping control in section 15.2: without it, a lower score under grouping is equally consistent with the protocol simply training on fewer rows, and the whole apparatus proves nothing.</w:t>
       </w:r>
     </w:p>
     <w:p>
@@ -6021,7 +6746,7 @@
         <w:pStyle w:val="Heading2"/>
       </w:pPr>
       <w:r>
-        <w:t>13.4 A leaderboard is a measuring instrument with a precision</w:t>
+        <w:t>16.4 A leaderboard is a measuring instrument with a precision</w:t>
       </w:r>
     </w:p>
     <w:p>
@@ -6038,7 +6763,7 @@
         <w:pStyle w:val="Heading2"/>
       </w:pPr>
       <w:r>
-        <w:t>13.5 Reading the dataset paper was worth more than any model</w:t>
+        <w:t>16.5 Reading the dataset paper was worth more than any model</w:t>
       </w:r>
     </w:p>
     <w:p>
@@ -6055,7 +6780,7 @@
         <w:pStyle w:val="Heading1"/>
       </w:pPr>
       <w:r>
-        <w:t>14. Limitations and next steps</w:t>
+        <w:t>17. Limitations and next steps</w:t>
       </w:r>
     </w:p>
     <w:p>
@@ -6080,7 +6805,7 @@
         <w:pStyle w:val="ListBullet"/>
       </w:pPr>
       <w:r>
-        <w:t>Global predicted share. Flat from 0.44 to 0.56 on two different models, for the reason section 13.1 explains.</w:t>
+        <w:t>Global predicted share. Flat from 0.44 to 0.56 on two different models, for the reason section 16.1 explains.</w:t>
       </w:r>
     </w:p>
     <w:p>
@@ -6156,7 +6881,7 @@
           <w:b w:val="0"/>
           <w:i w:val="0"/>
         </w:rPr>
-        <w:t>For calibration, the shared task's own fine-tuned RoBERTa baseline reached 73.42 Macro F1 on the full English test set. We reach 80.14 with classical models and no deep learning, although the numbers are not strictly comparable because the course uses a subsample of under 5% of that data.</w:t>
+        <w:t>For calibration, the shared task's own fine-tuned RoBERTa baseline reached 73.42 Macro F1 on the full English test set. We reach 81.25 with classical models and no deep learning, although the numbers are not strictly comparable because the course uses a subsample of under 5% of that data.</w:t>
       </w:r>
     </w:p>
     <w:sectPr>

--- a/reports/report_draft.docx
+++ b/reports/report_draft.docx
@@ -1272,7 +1272,7 @@
           <w:b w:val="0"/>
           <w:i w:val="0"/>
         </w:rPr>
-        <w:t>The 0.0104 shortfall is not a defect in the gradient or the loss, both of which we checked against numerical differentiation. It is that plain mini-batch gradient descent is still descending when we stop it: the training loss was falling by roughly 0.00002 per epoch over the final ten epochs, so the optimiser had not converged, while sklearn's solver runs to a convergence tolerance and adds L2 regularisation by default. Longer training or a learning-rate schedule would close most of the remaining gap; we report the honest number rather than tuning the from-scratch model until it matched.</w:t>
+        <w:t>The 0.0104 shortfall is not a defect in the gradient or the loss, both of which we checked against numerical differentiation. It is that plain mini-batch gradient descent is still descending when we stop it: the training loss fell by 0.00177 over the final ten epochs and was still falling, so the optimiser had not converged, while sklearn's solver runs to a convergence tolerance and adds L2 regularisation by default. Longer training or a learning-rate schedule would close most of the remaining gap; we report the honest number rather than tuning the from-scratch model until it matched.</w:t>
       </w:r>
     </w:p>
     <w:p>

--- a/reports/report_draft.docx
+++ b/reports/report_draft.docx
@@ -42,11 +42,264 @@
       </w:r>
     </w:p>
     <w:p>
+      <w:r>
+        <w:rPr>
+          <w:b/>
+          <w:color w:val="C00000"/>
+        </w:rPr>
+        <w:t>[TODO: GitHub repository link (the code deliverable)]</w:t>
+      </w:r>
+    </w:p>
+    <w:p>
+      <w:r>
+        <w:rPr>
+          <w:b/>
+          <w:color w:val="C00000"/>
+        </w:rPr>
+        <w:t>[TODO: video presentation link. Check a teammate can open it before submitting]</w:t>
+      </w:r>
+    </w:p>
+    <w:p>
+      <w:r>
+        <w:rPr>
+          <w:b/>
+        </w:rPr>
+        <w:t xml:space="preserve">A note on this report's structure. </w:t>
+      </w:r>
+      <w:r>
+        <w:t>The submission requirements set out an expected structure in which data preprocessing and feature engineering come before models and results. We have not followed that order. The project brief presented extra feature engineering as optional, so we treated the supplied TF-IDF features as our input through baselines, tuning, ensembling and threshold calibration, and rebuilt the representation from raw text only in phase 8. Putting feature engineering first would imply we designed the feature set before choosing a model, which is not what happened, and it would break the roadmap the report is asked to give. We have kept the order the project actually ran in. The table below shows where each required section is answered.</w:t>
+      </w:r>
+    </w:p>
+    <w:tbl>
+      <w:tblPr>
+        <w:tblStyle w:val="LightGrid-Accent1"/>
+        <w:tblW w:type="auto" w:w="0"/>
+        <w:tblLook w:firstColumn="1" w:firstRow="1" w:lastColumn="0" w:lastRow="0" w:noHBand="0" w:noVBand="1" w:val="04A0"/>
+      </w:tblPr>
+      <w:tblGrid>
+        <w:gridCol w:w="4320"/>
+        <w:gridCol w:w="4320"/>
+      </w:tblGrid>
+      <w:tr>
+        <w:tc>
+          <w:tcPr>
+            <w:tcW w:type="dxa" w:w="3888"/>
+          </w:tcPr>
+          <w:p>
+            <w:r>
+              <w:rPr>
+                <w:b/>
+              </w:rPr>
+              <w:t>Required section</w:t>
+            </w:r>
+          </w:p>
+        </w:tc>
+        <w:tc>
+          <w:tcPr>
+            <w:tcW w:type="dxa" w:w="4896"/>
+          </w:tcPr>
+          <w:p>
+            <w:r>
+              <w:rPr>
+                <w:b/>
+              </w:rPr>
+              <w:t>Where it is in this report</w:t>
+            </w:r>
+          </w:p>
+        </w:tc>
+      </w:tr>
+      <w:tr>
+        <w:tc>
+          <w:tcPr>
+            <w:tcW w:type="dxa" w:w="3888"/>
+          </w:tcPr>
+          <w:p>
+            <w:r>
+              <w:t>1. Introduction and Task Understanding</w:t>
+            </w:r>
+          </w:p>
+        </w:tc>
+        <w:tc>
+          <w:tcPr>
+            <w:tcW w:type="dxa" w:w="4896"/>
+          </w:tcPr>
+          <w:p>
+            <w:r>
+              <w:t>Introduction, and Why this task is important, and why it is hard</w:t>
+            </w:r>
+          </w:p>
+        </w:tc>
+      </w:tr>
+      <w:tr>
+        <w:tc>
+          <w:tcPr>
+            <w:tcW w:type="dxa" w:w="3888"/>
+          </w:tcPr>
+          <w:p>
+            <w:r>
+              <w:t>2. Dataset Understanding</w:t>
+            </w:r>
+          </w:p>
+        </w:tc>
+        <w:tc>
+          <w:tcPr>
+            <w:tcW w:type="dxa" w:w="4896"/>
+          </w:tcPr>
+          <w:p>
+            <w:r>
+              <w:t>Phase 1: Exploratory Data Analysis</w:t>
+            </w:r>
+          </w:p>
+        </w:tc>
+      </w:tr>
+      <w:tr>
+        <w:tc>
+          <w:tcPr>
+            <w:tcW w:type="dxa" w:w="3888"/>
+          </w:tcPr>
+          <w:p>
+            <w:r>
+              <w:t>3. Data Preprocessing and Feature Engineering</w:t>
+            </w:r>
+          </w:p>
+        </w:tc>
+        <w:tc>
+          <w:tcPr>
+            <w:tcW w:type="dxa" w:w="4896"/>
+          </w:tcPr>
+          <w:p>
+            <w:r>
+              <w:t>Phase 8: Pivot to raw-text features, and Features under Final model</w:t>
+            </w:r>
+          </w:p>
+        </w:tc>
+      </w:tr>
+      <w:tr>
+        <w:tc>
+          <w:tcPr>
+            <w:tcW w:type="dxa" w:w="3888"/>
+          </w:tcPr>
+          <w:p>
+            <w:r>
+              <w:t>4. Models Explored and Results</w:t>
+            </w:r>
+          </w:p>
+        </w:tc>
+        <w:tc>
+          <w:tcPr>
+            <w:tcW w:type="dxa" w:w="4896"/>
+          </w:tcPr>
+          <w:p>
+            <w:r>
+              <w:t>Task 1 and Task 2 under Phase 3; Phase 4 through Phase 9; Final model</w:t>
+            </w:r>
+          </w:p>
+        </w:tc>
+      </w:tr>
+      <w:tr>
+        <w:tc>
+          <w:tcPr>
+            <w:tcW w:type="dxa" w:w="3888"/>
+          </w:tcPr>
+          <w:p>
+            <w:r>
+              <w:t>5. Discussion</w:t>
+            </w:r>
+          </w:p>
+        </w:tc>
+        <w:tc>
+          <w:tcPr>
+            <w:tcW w:type="dxa" w:w="4896"/>
+          </w:tcPr>
+          <w:p>
+            <w:r>
+              <w:t>Discussion, and its three subsections</w:t>
+            </w:r>
+          </w:p>
+        </w:tc>
+      </w:tr>
+      <w:tr>
+        <w:tc>
+          <w:tcPr>
+            <w:tcW w:type="dxa" w:w="3888"/>
+          </w:tcPr>
+          <w:p>
+            <w:r>
+              <w:t>6. Conclusion</w:t>
+            </w:r>
+          </w:p>
+        </w:tc>
+        <w:tc>
+          <w:tcPr>
+            <w:tcW w:type="dxa" w:w="4896"/>
+          </w:tcPr>
+          <w:p>
+            <w:r>
+              <w:t>Final model &amp; Conclusion</w:t>
+            </w:r>
+          </w:p>
+        </w:tc>
+      </w:tr>
+      <w:tr>
+        <w:tc>
+          <w:tcPr>
+            <w:tcW w:type="dxa" w:w="3888"/>
+          </w:tcPr>
+          <w:p>
+            <w:r>
+              <w:t>7. Individual Reflection</w:t>
+            </w:r>
+          </w:p>
+        </w:tc>
+        <w:tc>
+          <w:tcPr>
+            <w:tcW w:type="dxa" w:w="4896"/>
+          </w:tcPr>
+          <w:p>
+            <w:r>
+              <w:t>Individual Reflection</w:t>
+            </w:r>
+          </w:p>
+        </w:tc>
+      </w:tr>
+      <w:tr>
+        <w:tc>
+          <w:tcPr>
+            <w:tcW w:type="dxa" w:w="3888"/>
+          </w:tcPr>
+          <w:p>
+            <w:r>
+              <w:t>8. Member Contribution</w:t>
+            </w:r>
+          </w:p>
+        </w:tc>
+        <w:tc>
+          <w:tcPr>
+            <w:tcW w:type="dxa" w:w="4896"/>
+          </w:tcPr>
+          <w:p>
+            <w:r>
+              <w:t>Member Contribution</w:t>
+            </w:r>
+          </w:p>
+        </w:tc>
+      </w:tr>
+    </w:tbl>
+    <w:p>
+      <w:r>
+        <w:rPr>
+          <w:i/>
+          <w:sz w:val="18"/>
+        </w:rPr>
+        <w:t>Table 1. How this report maps to the required structure. The body is ordered as the project actually ran, so the required sections do not appear in the order the requirements list them.</w:t>
+      </w:r>
+    </w:p>
+    <w:p>
       <w:pPr>
         <w:pStyle w:val="Heading1"/>
       </w:pPr>
       <w:r>
-        <w:t>1. Summary</w:t>
+        <w:t>Introduction</w:t>
       </w:r>
     </w:p>
     <w:p>
@@ -64,7 +317,7 @@
           <w:b w:val="0"/>
           <w:i w:val="0"/>
         </w:rPr>
-        <w:t>This report is organised as a method rather than as a list of results. We worked through nine phases in order, and each one is written the same way: the options that were open to us at that point, the pros and cons of each, what we chose, and the tradeoff we knowingly accepted. Sections 2 to 10 are those nine phases and together they answer the brief's roadmap question. Section 14 gathers the final model in one place, section 15 covers the difficulties, section 16 what we learned beyond the course, and section 17 the limitations we did not resolve.</w:t>
+        <w:t>This report is organised as a method rather than as a list of results. We worked through nine phases in order, and each one is written the same way: the options that were open to us at that point, the pros and cons of each, what we chose, and the tradeoff we knowingly accepted. The nine phases run from Phase 1 to Phase 9 and together they answer the brief's roadmap question. Final model and Conclusion gathers the result in one place, Discussion covers the difficulties, what we learned beyond the course and the limitations we did not resolve, and the last two sections are the individual reflections and the member contributions.</w:t>
       </w:r>
     </w:p>
     <w:p>
@@ -327,7 +580,7 @@
           <w:i/>
           <w:sz w:val="18"/>
         </w:rPr>
-        <w:t>Table 1. Where the score came from. Roughly 65% of the total came from how scores are turned into labels, 28% from what the model sees, and 7% from the model itself.</w:t>
+        <w:t>Table 2. Where the score came from. Roughly 65% of the total came from how scores are turned into labels, 28% from what the model sees, and 7% from the model itself.</w:t>
       </w:r>
     </w:p>
     <w:p>
@@ -410,10 +663,68 @@
     </w:p>
     <w:p>
       <w:pPr>
+        <w:pStyle w:val="Heading2"/>
+      </w:pPr>
+      <w:r>
+        <w:t>Why this task is important, and why it is hard</w:t>
+      </w:r>
+    </w:p>
+    <w:p>
+      <w:r>
+        <w:rPr>
+          <w:b w:val="0"/>
+          <w:i w:val="0"/>
+        </w:rPr>
+        <w:t>Machine-generated text is now cheap enough to produce at a scale where manual verification cannot keep up, so the check has to be automated to happen at all. The two consequences named in the project brief, the integrity of student assignments and fabricated content presented as fact, share a structure: the cost of a wrong answer falls on someone who was not party to producing the text and has no way to check it themselves. That is the case for automating the check.</w:t>
+      </w:r>
+    </w:p>
+    <w:p>
+      <w:r>
+        <w:rPr>
+          <w:b w:val="0"/>
+          <w:i w:val="0"/>
+        </w:rPr>
+        <w:t>The task is hard for four reasons, and three of them shaped decisions later in this report:</w:t>
+      </w:r>
+    </w:p>
+    <w:p>
+      <w:pPr>
+        <w:pStyle w:val="ListBullet"/>
+      </w:pPr>
+      <w:r>
+        <w:t>The signal is stylistic, not topical. Human and machine writing about the same subject share vocabulary. What separates them is distributional: function-word rates, punctuation habits, sentence-length variance. These are exactly the features that stop-word removal and lemmatisation discard, which is why phase 8 rebuilt the representation from the raw text.</w:t>
+      </w:r>
+    </w:p>
+    <w:p>
+      <w:pPr>
+        <w:pStyle w:val="ListBullet"/>
+      </w:pPr>
+      <w:r>
+        <w:t>Train and test are not drawn alike. The brief warns to expect a high training score and a lower test score, and the dataset paper's sampling section explains why. Every local split we could build inherits the training set's 62.52% class balance, and that is the one distribution the test set does not have.</w:t>
+      </w:r>
+    </w:p>
+    <w:p>
+      <w:pPr>
+        <w:pStyle w:val="ListBullet"/>
+      </w:pPr>
+      <w:r>
+        <w:t>The generators are a moving target. A detector fits the models that produced its training text; text from a model that did not exist when the set was built is out of distribution by construction. Reported accuracy is therefore an upper bound on field performance, not an estimate of it.</w:t>
+      </w:r>
+    </w:p>
+    <w:p>
+      <w:pPr>
+        <w:pStyle w:val="ListBullet"/>
+      </w:pPr>
+      <w:r>
+        <w:t>The measuring instrument is coarse. On roughly 3,570 scored public rows at Macro F1 near 0.8, binomial noise is about 0.0084. Many differences that look like progress are not resolvable, and we discarded several of our own on this basis.</w:t>
+      </w:r>
+    </w:p>
+    <w:p>
+      <w:pPr>
         <w:pStyle w:val="Heading1"/>
       </w:pPr>
       <w:r>
-        <w:t>2. Phase 1: Exploratory Data Analysis</w:t>
+        <w:t>Phase 1: Exploratory Data Analysis</w:t>
       </w:r>
     </w:p>
     <w:p>
@@ -634,7 +945,7 @@
           <w:i/>
           <w:sz w:val="18"/>
         </w:rPr>
-        <w:t>Table 2. What we considered at the start of the project.</w:t>
+        <w:t>Table 3. What we considered at the start of the project.</w:t>
       </w:r>
     </w:p>
     <w:p>
@@ -821,7 +1132,7 @@
           <w:i/>
           <w:sz w:val="18"/>
         </w:rPr>
-        <w:t>Figure 4. Document length by class. Length does not separate the classes on its own, but it correlates with the label strongly enough that it later became the basis of our transfer-validation protocol in section 15.2.</w:t>
+        <w:t>Figure 4. Document length by class. Length does not separate the classes on its own, but it correlates with the label strongly enough that it later became the basis of our transfer-validation protocol, described under Difficulties.</w:t>
       </w:r>
     </w:p>
     <w:p>
@@ -829,7 +1140,7 @@
         <w:pStyle w:val="Heading1"/>
       </w:pPr>
       <w:r>
-        <w:t>3. Phase 2: Dimensionality Reduction</w:t>
+        <w:t>Phase 2: Dimensionality Reduction</w:t>
       </w:r>
     </w:p>
     <w:p>
@@ -846,7 +1157,7 @@
         <w:pStyle w:val="Heading1"/>
       </w:pPr>
       <w:r>
-        <w:t>4. Phase 3: Choosing the Validation Strategy</w:t>
+        <w:t>Phase 3: Choosing the Validation Strategy</w:t>
       </w:r>
     </w:p>
     <w:p>
@@ -1045,7 +1356,7 @@
           <w:i/>
           <w:sz w:val="18"/>
         </w:rPr>
-        <w:t>Table 3. Validation protocols considered in phase 3.</w:t>
+        <w:t>Table 4. Validation protocols considered in phase 3.</w:t>
       </w:r>
     </w:p>
     <w:p>
@@ -1084,10 +1395,10 @@
     </w:p>
     <w:p>
       <w:pPr>
-        <w:pStyle w:val="Heading1"/>
+        <w:pStyle w:val="Heading2"/>
       </w:pPr>
       <w:r>
-        <w:t>5. Task 1: Logistic Regression from Scratch</w:t>
+        <w:t>Task 1: Logistic Regression from Scratch</w:t>
       </w:r>
     </w:p>
     <w:p>
@@ -1263,7 +1574,7 @@
           <w:i/>
           <w:sz w:val="18"/>
         </w:rPr>
-        <w:t>Table 4. Our from-scratch implementation against sklearn's, on the same locked split and the same supplied features. The gap is 0.0104.</w:t>
+        <w:t>Table 5. Our from-scratch implementation against sklearn's, on the same locked split and the same supplied features. The gap is 0.0104.</w:t>
       </w:r>
     </w:p>
     <w:p>
@@ -1295,10 +1606,10 @@
     </w:p>
     <w:p>
       <w:pPr>
-        <w:pStyle w:val="Heading1"/>
+        <w:pStyle w:val="Heading2"/>
       </w:pPr>
       <w:r>
-        <w:t>6. Task 2: PCA and KNN at four component counts</w:t>
+        <w:t>Task 2: PCA and KNN at four component counts</w:t>
       </w:r>
     </w:p>
     <w:p>
@@ -1443,7 +1754,7 @@
           <w:i/>
           <w:sz w:val="18"/>
         </w:rPr>
-        <w:t>Table 5. Variance retained at Task 2's four fixed counts, measured in notebook 01.</w:t>
+        <w:t>Table 6. Variance retained at Task 2's four fixed counts, measured in notebook 01.</w:t>
       </w:r>
     </w:p>
     <w:p>
@@ -1747,7 +2058,7 @@
           <w:i/>
           <w:sz w:val="18"/>
         </w:rPr>
-        <w:t>Table 6. The graded Task 2 deliverable: test Macro F1 at each of the four required component counts, with the predicted class balance of each submission.</w:t>
+        <w:t>Table 7. The graded Task 2 deliverable: test Macro F1 at each of the four required component counts, with the predicted class balance of each submission.</w:t>
       </w:r>
     </w:p>
     <w:p>
@@ -1788,10 +2099,10 @@
     </w:p>
     <w:p>
       <w:pPr>
-        <w:pStyle w:val="Heading1"/>
+        <w:pStyle w:val="Heading2"/>
       </w:pPr>
       <w:r>
-        <w:t>7. Decision carried forward for Task 3</w:t>
+        <w:t>Decision carried forward for Task 3</w:t>
       </w:r>
     </w:p>
     <w:tbl>
@@ -1981,7 +2292,7 @@
           <w:i/>
           <w:sz w:val="18"/>
         </w:rPr>
-        <w:t>Table 7. Dimensionality reduction options for the Task 3 models.</w:t>
+        <w:t>Table 8. Dimensionality reduction options for the Task 3 models.</w:t>
       </w:r>
     </w:p>
     <w:p>
@@ -2023,7 +2334,7 @@
         <w:pStyle w:val="Heading1"/>
       </w:pPr>
       <w:r>
-        <w:t>8. Phase 4: Baselines before Tuning</w:t>
+        <w:t>Phase 4: Baselines before Tuning</w:t>
       </w:r>
     </w:p>
     <w:p>
@@ -2478,7 +2789,128 @@
           <w:i/>
           <w:sz w:val="18"/>
         </w:rPr>
-        <w:t>Table 8. Twelve baselines at library defaults, stratified 5-fold, supplied features.</w:t>
+        <w:t>Table 9. Twelve baselines at library defaults, stratified 5-fold, supplied features.</w:t>
+      </w:r>
+    </w:p>
+    <w:p>
+      <w:pPr>
+        <w:pStyle w:val="Heading2"/>
+      </w:pPr>
+      <w:r>
+        <w:t>How each of these models works</w:t>
+      </w:r>
+    </w:p>
+    <w:p>
+      <w:r>
+        <w:rPr>
+          <w:b w:val="0"/>
+          <w:i w:val="0"/>
+        </w:rPr>
+        <w:t>The requirements ask us to explain every model we explored rather than name it, and to say more where the model is not part of the course. The twelve fall into four families. Logistic regression and KNN are covered under Task 1 and Task 2 and are excluded here, since the FAQ states they do not count toward the models explored for Task 3.</w:t>
+      </w:r>
+    </w:p>
+    <w:p>
+      <w:r>
+        <w:rPr>
+          <w:b/>
+          <w:i w:val="0"/>
+        </w:rPr>
+        <w:t>Gradient-boosted trees.</w:t>
+      </w:r>
+    </w:p>
+    <w:p>
+      <w:r>
+        <w:rPr>
+          <w:b w:val="0"/>
+          <w:i w:val="0"/>
+        </w:rPr>
+        <w:t>The top three finishers all belong here, and so does the model that finished last. Boosting fits an additive model one shallow decision tree at a time, where each new tree is fitted to the gradient of the loss with respect to the current ensemble's predictions, so every tree is trained on what its predecessors got wrong rather than on the original labels. Predictions are the sum of all trees, shrunk by a learning rate so that no single tree can dominate. This suits our data because trees select features internally as they split, which matters when 5,000 columns are 98.6% zero and no coefficient can be estimated for a column a document does not use.</w:t>
+      </w:r>
+    </w:p>
+    <w:p>
+      <w:pPr>
+        <w:pStyle w:val="ListBullet"/>
+      </w:pPr>
+      <w:r>
+        <w:t>LightGBM, our eventual winner, buckets each feature's values into a fixed number of histogram bins before searching for splits, which makes split-finding cost depend on the bin count rather than the row count. It also grows trees leaf-wise, always splitting the leaf that promises the largest loss reduction, rather than level-by-level. Leaf-wise growth reaches a lower loss for a given number of leaves but overfits more readily, which is why num_leaves and min_child_samples were the two parameters that mattered most in our search.</w:t>
+      </w:r>
+    </w:p>
+    <w:p>
+      <w:pPr>
+        <w:pStyle w:val="ListBullet"/>
+      </w:pPr>
+      <w:r>
+        <w:t>XGBoost uses the same additive scheme with a second-order expansion of the loss, so splits are scored using both the gradient and the curvature, and it carries an explicit penalty on tree complexity in the objective. It grows level-wise by default, which is more conservative than LightGBM's leaf-wise growth and is the likeliest reason it finished narrowly behind on identical folds.</w:t>
+      </w:r>
+    </w:p>
+    <w:p>
+      <w:pPr>
+        <w:pStyle w:val="ListBullet"/>
+      </w:pPr>
+      <w:r>
+        <w:t>HistGradientBoosting is scikit-learn's histogram-based implementation of the same idea, included as a control: it tells us whether the leaders were winning because of the boosting scheme itself or because of a specific library's extras.</w:t>
+      </w:r>
+    </w:p>
+    <w:p>
+      <w:pPr>
+        <w:pStyle w:val="ListBullet"/>
+      </w:pPr>
+      <w:r>
+        <w:t>AdaBoost, the ancestor of the family, reweights the training rows rather than fitting gradients, raising the weight of misclassified examples each round and combining stumps by weighted vote. It finished last, which is consistent with its exponential loss being unusually sensitive to noisy or mislabelled rows.</w:t>
+      </w:r>
+    </w:p>
+    <w:p>
+      <w:r>
+        <w:rPr>
+          <w:b/>
+          <w:i w:val="0"/>
+        </w:rPr>
+        <w:t>Bagged trees.</w:t>
+      </w:r>
+    </w:p>
+    <w:p>
+      <w:r>
+        <w:rPr>
+          <w:b w:val="0"/>
+          <w:i w:val="0"/>
+        </w:rPr>
+        <w:t>RandomForest fits many deep trees independently, each on a bootstrap resample of the rows and each considering only a random subset of features at every split, then averages them. Averaging independent high-variance, low-bias trees reduces variance without raising bias. It placed eighth, below every boosting method: with sparse text features, individual bootstrap trees fragment on rare terms, and averaging cannot recover a signal none of them captured.</w:t>
+      </w:r>
+    </w:p>
+    <w:p>
+      <w:r>
+        <w:rPr>
+          <w:b/>
+          <w:i w:val="0"/>
+        </w:rPr>
+        <w:t>Naive Bayes.</w:t>
+      </w:r>
+    </w:p>
+    <w:p>
+      <w:r>
+        <w:rPr>
+          <w:b w:val="0"/>
+          <w:i w:val="0"/>
+        </w:rPr>
+        <w:t>MultinomialNB models each class as a bag-of-words multinomial and applies Bayes' rule, assuming features are conditionally independent given the class. It is the fastest thing in the table and the assumption is plainly false for text, which bounds it. ComplementNB is a variant designed for imbalanced data: it estimates each class's parameters from the complement of that class, which stabilises the estimates for the smaller class. It beat MultinomialNB here, consistent with our 62.5/37.5 split, but both sat near the bottom.</w:t>
+      </w:r>
+    </w:p>
+    <w:p>
+      <w:r>
+        <w:rPr>
+          <w:b/>
+          <w:i w:val="0"/>
+        </w:rPr>
+        <w:t>Margin-based linear models.</w:t>
+      </w:r>
+    </w:p>
+    <w:p>
+      <w:r>
+        <w:rPr>
+          <w:b w:val="0"/>
+          <w:i w:val="0"/>
+        </w:rPr>
+        <w:t>LinearSVC finds the hyperplane separating the classes with the widest margin, minimising a squared-hinge loss that penalises only points on the wrong side or inside the margin, with C controlling the trade between margin width and training violations. Unlike logistic regression it optimises for the separating boundary rather than calibrated probabilities, which is why it was competitive on Macro F1 yet needed rank-based handling when we later tried to ensemble it.</w:t>
       </w:r>
     </w:p>
     <w:p>
@@ -2645,7 +3077,7 @@
           <w:i/>
           <w:sz w:val="18"/>
         </w:rPr>
-        <w:t>Table 9. How to allocate tuning effort.</w:t>
+        <w:t>Table 10. How to allocate tuning effort.</w:t>
       </w:r>
     </w:p>
     <w:p>
@@ -2738,7 +3170,7 @@
         <w:pStyle w:val="Heading1"/>
       </w:pPr>
       <w:r>
-        <w:t>9. Phase 5: Tuning</w:t>
+        <w:t>Phase 5: Tuning</w:t>
       </w:r>
     </w:p>
     <w:p>
@@ -2748,6 +3180,172 @@
           <w:i w:val="0"/>
         </w:rPr>
         <w:t>Five families were tuned with the same two-stage protocol: a coarse randomised search over a wide space, then a focused grid around the winner. Search spaces were documented in the notebook before the search ran, so the ranges were justified rather than reverse-engineered from the result.</w:t>
+      </w:r>
+    </w:p>
+    <w:p>
+      <w:pPr>
+        <w:pStyle w:val="Heading2"/>
+      </w:pPr>
+      <w:r>
+        <w:t>Hyperparameters searched</w:t>
+      </w:r>
+    </w:p>
+    <w:tbl>
+      <w:tblPr>
+        <w:tblStyle w:val="LightGrid-Accent1"/>
+        <w:tblW w:type="auto" w:w="0"/>
+        <w:tblLook w:firstColumn="1" w:firstRow="1" w:lastColumn="0" w:lastRow="0" w:noHBand="0" w:noVBand="1" w:val="04A0"/>
+      </w:tblPr>
+      <w:tblGrid>
+        <w:gridCol w:w="4320"/>
+        <w:gridCol w:w="4320"/>
+      </w:tblGrid>
+      <w:tr>
+        <w:tc>
+          <w:tcPr>
+            <w:tcW w:type="dxa" w:w="2304"/>
+          </w:tcPr>
+          <w:p>
+            <w:r>
+              <w:rPr>
+                <w:b/>
+              </w:rPr>
+              <w:t>Model</w:t>
+            </w:r>
+          </w:p>
+        </w:tc>
+        <w:tc>
+          <w:tcPr>
+            <w:tcW w:type="dxa" w:w="6480"/>
+          </w:tcPr>
+          <w:p>
+            <w:r>
+              <w:rPr>
+                <w:b/>
+              </w:rPr>
+              <w:t>Key hyperparameters searched</w:t>
+            </w:r>
+          </w:p>
+        </w:tc>
+      </w:tr>
+      <w:tr>
+        <w:tc>
+          <w:tcPr>
+            <w:tcW w:type="dxa" w:w="2304"/>
+          </w:tcPr>
+          <w:p>
+            <w:r>
+              <w:t>LightGBM</w:t>
+            </w:r>
+          </w:p>
+        </w:tc>
+        <w:tc>
+          <w:tcPr>
+            <w:tcW w:type="dxa" w:w="6480"/>
+          </w:tcPr>
+          <w:p>
+            <w:r>
+              <w:t>learning_rate, n_estimators, num_leaves, min_child_samples, colsample_bytree, reg_alpha, reg_lambda</w:t>
+            </w:r>
+          </w:p>
+        </w:tc>
+      </w:tr>
+      <w:tr>
+        <w:tc>
+          <w:tcPr>
+            <w:tcW w:type="dxa" w:w="2304"/>
+          </w:tcPr>
+          <w:p>
+            <w:r>
+              <w:t>Linear ensemble</w:t>
+            </w:r>
+          </w:p>
+        </w:tc>
+        <w:tc>
+          <w:tcPr>
+            <w:tcW w:type="dxa" w:w="6480"/>
+          </w:tcPr>
+          <w:p>
+            <w:r>
+              <w:t>rank blend, hill-climbed weights, meta-GBM stacker over six members</w:t>
+            </w:r>
+          </w:p>
+        </w:tc>
+      </w:tr>
+      <w:tr>
+        <w:tc>
+          <w:tcPr>
+            <w:tcW w:type="dxa" w:w="2304"/>
+          </w:tcPr>
+          <w:p>
+            <w:r>
+              <w:t>LogReg elastic net</w:t>
+            </w:r>
+          </w:p>
+        </w:tc>
+        <w:tc>
+          <w:tcPr>
+            <w:tcW w:type="dxa" w:w="6480"/>
+          </w:tcPr>
+          <w:p>
+            <w:r>
+              <w:t>C, l1_ratio, saga solver</w:t>
+            </w:r>
+          </w:p>
+        </w:tc>
+      </w:tr>
+      <w:tr>
+        <w:tc>
+          <w:tcPr>
+            <w:tcW w:type="dxa" w:w="2304"/>
+          </w:tcPr>
+          <w:p>
+            <w:r>
+              <w:t>LogReg ridge</w:t>
+            </w:r>
+          </w:p>
+        </w:tc>
+        <w:tc>
+          <w:tcPr>
+            <w:tcW w:type="dxa" w:w="6480"/>
+          </w:tcPr>
+          <w:p>
+            <w:r>
+              <w:t>C log-uniform, class_weight balanced</w:t>
+            </w:r>
+          </w:p>
+        </w:tc>
+      </w:tr>
+      <w:tr>
+        <w:tc>
+          <w:tcPr>
+            <w:tcW w:type="dxa" w:w="2304"/>
+          </w:tcPr>
+          <w:p>
+            <w:r>
+              <w:t>LinearSVC</w:t>
+            </w:r>
+          </w:p>
+        </w:tc>
+        <w:tc>
+          <w:tcPr>
+            <w:tcW w:type="dxa" w:w="6480"/>
+          </w:tcPr>
+          <w:p>
+            <w:r>
+              <w:t>C, squared-hinge loss</w:t>
+            </w:r>
+          </w:p>
+        </w:tc>
+      </w:tr>
+    </w:tbl>
+    <w:p>
+      <w:r>
+        <w:rPr>
+          <w:i/>
+          <w:sz w:val="18"/>
+        </w:rPr>
+        <w:t>Table 11. What each of the five tuned families searched over. The two-stage protocol was identical across families, so the difference between them is the space, not the effort.</w:t>
       </w:r>
     </w:p>
     <w:p>
@@ -2774,7 +3372,7 @@
           <w:b w:val="0"/>
           <w:i w:val="0"/>
         </w:rPr>
-        <w:t>Two readings were available. Either something was broken, or the brief's warning about a deliberate train-to-test shift was simply true and local numbers do not transfer. We checked for the usual causes of a suspicious gap, found no leakage, no duplicate rows shared across splits and no preprocessing fitted on the test set, and accepted the second reading. What we did not spot for another two phases was that we were also comparing models at different predicted class balances, which made the leaderboard look anti-correlated with local validation when it was not. Section 15.1 covers that.</w:t>
+        <w:t>Two readings were available. Either something was broken, or the brief's warning about a deliberate train-to-test shift was simply true and local numbers do not transfer. We checked for the usual causes of a suspicious gap, found no leakage, no duplicate rows shared across splits and no preprocessing fitted on the test set, and accepted the second reading. What we did not spot for another two phases was that we were also comparing models at different predicted class balances, which made the leaderboard look anti-correlated with local validation when it was not. The Difficulties section covers that.</w:t>
       </w:r>
     </w:p>
     <w:tbl>
@@ -2964,7 +3562,7 @@
           <w:i/>
           <w:sz w:val="18"/>
         </w:rPr>
-        <w:t>Table 10. How to react to a 0.079 gap between local validation and the leaderboard.</w:t>
+        <w:t>Table 12. How to react to a 0.079 gap between local validation and the leaderboard.</w:t>
       </w:r>
     </w:p>
     <w:p>
@@ -3108,7 +3706,7 @@
         <w:pStyle w:val="Heading1"/>
       </w:pPr>
       <w:r>
-        <w:t>10. Phase 6: Exploring Ensembling Methods</w:t>
+        <w:t>Phase 6: Exploring Ensembling Methods</w:t>
       </w:r>
     </w:p>
     <w:p>
@@ -3302,7 +3900,7 @@
           <w:i/>
           <w:sz w:val="18"/>
         </w:rPr>
-        <w:t>Table 11. What to do when a well-built ensemble returns nothing.</w:t>
+        <w:t>Table 13. What to do when a well-built ensemble returns nothing.</w:t>
       </w:r>
     </w:p>
     <w:p>
@@ -3395,7 +3993,7 @@
         <w:pStyle w:val="Heading1"/>
       </w:pPr>
       <w:r>
-        <w:t>11. Phase 7: Threshold Calibration</w:t>
+        <w:t>Phase 7: Threshold Calibration</w:t>
       </w:r>
     </w:p>
     <w:p>
@@ -3630,7 +4228,7 @@
           <w:i/>
           <w:sz w:val="18"/>
         </w:rPr>
-        <w:t>Table 12. How to convert model scores into labels.</w:t>
+        <w:t>Table 14. How to convert model scores into labels.</w:t>
       </w:r>
     </w:p>
     <w:p>
@@ -3723,7 +4321,7 @@
         <w:pStyle w:val="Heading1"/>
       </w:pPr>
       <w:r>
-        <w:t>12. Phase 8: Pivot to raw-text features</w:t>
+        <w:t>Phase 8: Pivot to raw-text features</w:t>
       </w:r>
     </w:p>
     <w:p>
@@ -3961,7 +4559,7 @@
           <w:i/>
           <w:sz w:val="18"/>
         </w:rPr>
-        <w:t>Table 13. Best model per representation, all measured in the same session against the same supplied-feature control.</w:t>
+        <w:t>Table 15. Best model per representation, all measured in the same session against the same supplied-feature control.</w:t>
       </w:r>
     </w:p>
     <w:p>
@@ -4361,7 +4959,7 @@
           <w:i/>
           <w:sz w:val="18"/>
         </w:rPr>
-        <w:t>Table 14. Leave-one-family-out ablation under the grouped protocol. A negative value means the model improves when that family is removed.</w:t>
+        <w:t>Table 16. Leave-one-family-out ablation under the grouped protocol. A negative value means the model improves when that family is removed.</w:t>
       </w:r>
     </w:p>
     <w:p>
@@ -4370,7 +4968,7 @@
           <w:b w:val="0"/>
           <w:i w:val="0"/>
         </w:rPr>
-        <w:t>Readability contributed nothing and the supplied TF-IDF was actively harmful, costing 0.0074 of held-out-domain Macro F1 by being present. Both were dropped, leaving the 40,385-column set in section 14. Note also that the diversity block returns more than character n-grams from five columns against 20,000, which is what prompted the expansion attempt reported in section 15.4.</w:t>
+        <w:t>Readability contributed nothing and the supplied TF-IDF was actively harmful, costing 0.0074 of held-out-domain Macro F1 by being present. Both were dropped, leaving the 40,385-column set described under Final model. Note also that the diversity block returns more than character n-grams from five columns against 20,000, which is what prompted the expansion attempt reported under Difficulties.</w:t>
       </w:r>
     </w:p>
     <w:tbl>
@@ -4560,7 +5158,7 @@
           <w:i/>
           <w:sz w:val="18"/>
         </w:rPr>
-        <w:t>Table 15. Representation options once the paper made the corpus shift concrete.</w:t>
+        <w:t>Table 17. Representation options once the paper made the corpus shift concrete.</w:t>
       </w:r>
     </w:p>
     <w:p>
@@ -4594,7 +5192,7 @@
         <w:t xml:space="preserve">Acceptable because: </w:t>
       </w:r>
       <w:r>
-        <w:t>it was worth +0.044 on the graded surface, which is more than everything else we did to the model combined, and marks for Task 3 come from the leaderboard rather than from the effort. The supplied preprocessing deletes function words, punctuation, casing and layout, and those are precisely the properties that survive a corpus change, which the ablation then confirmed family by family. The brief permits own preprocessing provided it is described in full, and this section plus section 14 is that description.</w:t>
+        <w:t>it was worth +0.044 on the graded surface, which is more than everything else we did to the model combined, and marks for Task 3 come from the leaderboard rather than from the effort. The supplied preprocessing deletes function words, punctuation, casing and layout, and those are precisely the properties that survive a corpus change, which the ablation then confirmed family by family. The brief permits own preprocessing provided it is described in full, and this section plus Final model is that description.</w:t>
       </w:r>
     </w:p>
     <w:p>
@@ -4653,7 +5251,7 @@
         <w:pStyle w:val="Heading1"/>
       </w:pPr>
       <w:r>
-        <w:t>13. Phase 9: Calibration per group</w:t>
+        <w:t>Phase 9: Calibration per group</w:t>
       </w:r>
     </w:p>
     <w:p>
@@ -4966,7 +5564,7 @@
           <w:i/>
           <w:sz w:val="18"/>
         </w:rPr>
-        <w:t>Table 16. Walking the two share axes separately. Each row is one submission.</w:t>
+        <w:t>Table 18. Walking the two share axes separately. Each row is one submission.</w:t>
       </w:r>
     </w:p>
     <w:p>
@@ -5165,7 +5763,7 @@
           <w:i/>
           <w:sz w:val="18"/>
         </w:rPr>
-        <w:t>Table 17. Decision-rule options once the mixture was understood.</w:t>
+        <w:t>Table 19. Decision-rule options once the mixture was understood.</w:t>
       </w:r>
     </w:p>
     <w:p>
@@ -5258,7 +5856,7 @@
         <w:pStyle w:val="Heading2"/>
       </w:pPr>
       <w:r>
-        <w:t>13.1 Hyperparameters on new feature representation</w:t>
+        <w:t>Hyperparameters on new feature representation</w:t>
       </w:r>
     </w:p>
     <w:p>
@@ -5522,7 +6120,7 @@
           <w:i/>
           <w:sz w:val="18"/>
         </w:rPr>
-        <w:t>Table 18. The winning configuration. class_weight="balanced", random_state=42 and subsample_freq=1 are fixed throughout and are not part of the search space.</w:t>
+        <w:t>Table 20. The winning configuration. class_weight="balanced", random_state=42 and subsample_freq=1 are fixed throughout and are not part of the search space.</w:t>
       </w:r>
     </w:p>
     <w:p>
@@ -5540,7 +6138,7 @@
           <w:b w:val="0"/>
           <w:i w:val="0"/>
         </w:rPr>
-        <w:t>On the leaderboard it was worth +0.01081, measured against the previous submission at identical per-group shares so that the hyperparameters were the only thing that moved. That single number revises this report's own headline, and section 1 says how: the identical search on the supplied features had returned nothing, and we had wrongly carried that null across a change of representation.</w:t>
+        <w:t>On the leaderboard it was worth +0.01081, measured against the previous submission at identical per-group shares so that the hyperparameters were the only thing that moved. That single number revises this report's own headline, and the Introduction says how: the identical search on the supplied features had returned nothing, and we had wrongly carried that null across a change of representation.</w:t>
       </w:r>
     </w:p>
     <w:p>
@@ -5548,7 +6146,7 @@
         <w:pStyle w:val="Heading1"/>
       </w:pPr>
       <w:r>
-        <w:t>14. Final model &amp; Conclusion</w:t>
+        <w:t>Final model &amp; Conclusion</w:t>
       </w:r>
     </w:p>
     <w:p>
@@ -5565,7 +6163,7 @@
         <w:pStyle w:val="Heading2"/>
       </w:pPr>
       <w:r>
-        <w:t>14.1 Classifier</w:t>
+        <w:t>Classifier</w:t>
       </w:r>
     </w:p>
     <w:p>
@@ -5583,7 +6181,7 @@
           <w:b w:val="0"/>
           <w:i w:val="0"/>
         </w:rPr>
-        <w:t>We pass class_weight="balanced" so the 62/38 split does not let the minority human class be outvoted. The remaining hyperparameters come from the two-stage search in section 13.1 and are listed there; the shape of the winner is a slow learning rate of 0.04216 over 1,093 trees, with each tree seeing about 38% of the columns. That column subsampling is the knob that matters most here: with three quarters of the matrix being character n-grams, most columns in any given split are close to redundant, and forcing each tree onto a different third of them is what buys the diversity the ensemble is built from.</w:t>
+        <w:t>We pass class_weight="balanced" so the 62/38 split does not let the minority human class be outvoted. The remaining hyperparameters come from the two-stage search in Phase 9 and are listed there; the shape of the winner is a slow learning rate of 0.04216 over 1,093 trees, with each tree seeing about 38% of the columns. That column subsampling is the knob that matters most here: with three quarters of the matrix being character n-grams, most columns in any given split are close to redundant, and forcing each tree onto a different third of them is what buys the diversity the ensemble is built from.</w:t>
       </w:r>
     </w:p>
     <w:p>
@@ -5591,7 +6189,7 @@
         <w:pStyle w:val="Heading2"/>
       </w:pPr>
       <w:r>
-        <w:t>14.2 Features</w:t>
+        <w:t>Features</w:t>
       </w:r>
     </w:p>
     <w:tbl>
@@ -5909,7 +6507,7 @@
           <w:i/>
           <w:sz w:val="18"/>
         </w:rPr>
-        <w:t>Table 19. The 40,385 columns the final model sees. Blocks A to F are per-document statistics that cannot leak; H and I are vectorizers fitted on training text alone.</w:t>
+        <w:t>Table 21. The 40,385 columns the final model sees. Blocks A to F are per-document statistics that cannot leak; H and I are vectorizers fitted on training text alone.</w:t>
       </w:r>
     </w:p>
     <w:p>
@@ -5917,7 +6515,7 @@
         <w:pStyle w:val="Heading2"/>
       </w:pPr>
       <w:r>
-        <w:t>14.3 Decision Rule</w:t>
+        <w:t>Decision Rule</w:t>
       </w:r>
     </w:p>
     <w:p>
@@ -5934,7 +6532,7 @@
         <w:pStyle w:val="Heading2"/>
       </w:pPr>
       <w:r>
-        <w:t>14.4 Scores on Kaggle</w:t>
+        <w:t>Scores on Kaggle</w:t>
       </w:r>
     </w:p>
     <w:tbl>
@@ -6048,7 +6646,7 @@
           <w:i/>
           <w:sz w:val="18"/>
         </w:rPr>
-        <w:t>Table 20. The same model measured three ways. The spread between them is the subject of section 15.2.</w:t>
+        <w:t>Table 22. The same model measured three ways. The spread between them is the subject of this section.</w:t>
       </w:r>
     </w:p>
     <w:p>
@@ -6107,7 +6705,24 @@
         <w:pStyle w:val="Heading1"/>
       </w:pPr>
       <w:r>
-        <w:t>15. Difficulties</w:t>
+        <w:t>Discussion</w:t>
+      </w:r>
+    </w:p>
+    <w:p>
+      <w:r>
+        <w:rPr>
+          <w:b w:val="0"/>
+          <w:i w:val="0"/>
+        </w:rPr>
+        <w:t>Three things belong here: the mistakes we made and caught, what the project taught us that the course did not, and what we could not resolve.</w:t>
+      </w:r>
+    </w:p>
+    <w:p>
+      <w:pPr>
+        <w:pStyle w:val="Heading2"/>
+      </w:pPr>
+      <w:r>
+        <w:t>Difficulties</w:t>
       </w:r>
     </w:p>
     <w:p>
@@ -6121,10 +6736,10 @@
     </w:p>
     <w:p>
       <w:pPr>
-        <w:pStyle w:val="Heading2"/>
+        <w:pStyle w:val="Heading3"/>
       </w:pPr>
       <w:r>
-        <w:t>15.1 We compared models along an axis we had not held fixed</w:t>
+        <w:t>We compared models along an axis we had not held fixed</w:t>
       </w:r>
     </w:p>
     <w:p>
@@ -6142,15 +6757,15 @@
           <w:b w:val="0"/>
           <w:i w:val="0"/>
         </w:rPr>
-        <w:t>The inversion was an artifact of the confound described in section 11. Once we re-tested at a matched predicted share, LightGBM beat ElasticNet by 0.0189, in the same direction and roughly the same magnitude as its local lead. What fixed it was designing a test that could overturn our own written conclusion, and writing down in advance what each possible outcome would mean. We kept that habit for the rest of the project, and it caught two more errors.</w:t>
+        <w:t>The inversion was an artifact of the confound described in Phase 7. Once we re-tested at a matched predicted share, LightGBM beat ElasticNet by 0.0189, in the same direction and roughly the same magnitude as its local lead. What fixed it was designing a test that could overturn our own written conclusion, and writing down in advance what each possible outcome would mean. We kept that habit for the rest of the project, and it caught two more errors.</w:t>
       </w:r>
     </w:p>
     <w:p>
       <w:pPr>
-        <w:pStyle w:val="Heading2"/>
+        <w:pStyle w:val="Heading3"/>
       </w:pPr>
       <w:r>
-        <w:t>15.2 A validation protocol that would not reproduce</w:t>
+        <w:t>A validation protocol that would not reproduce</w:t>
       </w:r>
     </w:p>
     <w:p>
@@ -6390,7 +7005,7 @@
           <w:i/>
           <w:sz w:val="18"/>
         </w:rPr>
-        <w:t>Table 21. The random grouping is the load-bearing row: a meaningless split reproduces standard cross-validation, so the gap under structured groupings comes from domain structure and not from training on fewer rows.</w:t>
+        <w:t>Table 23. The random grouping is the load-bearing row: a meaningless split reproduces standard cross-validation, so the gap under structured groupings comes from domain structure and not from training on fewer rows.</w:t>
       </w:r>
     </w:p>
     <w:p>
@@ -6455,10 +7070,10 @@
     </w:p>
     <w:p>
       <w:pPr>
-        <w:pStyle w:val="Heading2"/>
+        <w:pStyle w:val="Heading3"/>
       </w:pPr>
       <w:r>
-        <w:t>15.3 A diagnostic that silently contaminated itself</w:t>
+        <w:t>A diagnostic that silently contaminated itself</w:t>
       </w:r>
     </w:p>
     <w:p>
@@ -6481,10 +7096,10 @@
     </w:p>
     <w:p>
       <w:pPr>
-        <w:pStyle w:val="Heading2"/>
+        <w:pStyle w:val="Heading3"/>
       </w:pPr>
       <w:r>
-        <w:t>15.4 Two predictions we made, and both were wrong</w:t>
+        <w:t>Two predictions we made, and both were wrong</w:t>
       </w:r>
     </w:p>
     <w:p>
@@ -6638,7 +7253,7 @@
           <w:i/>
           <w:sz w:val="18"/>
         </w:rPr>
-        <w:t>Table 22. Four expansion attempts, all inside the selection bar. Extended diversity made transfer worse while improving same-domain fit, which is the signature of a feature that memorises rather than generalises.</w:t>
+        <w:t>Table 24. Four expansion attempts, all inside the selection bar. Extended diversity made transfer worse while improving same-domain fit, which is the signature of a feature that memorises rather than generalises.</w:t>
       </w:r>
     </w:p>
     <w:p>
@@ -6652,10 +7267,10 @@
     </w:p>
     <w:p>
       <w:pPr>
-        <w:pStyle w:val="Heading2"/>
+        <w:pStyle w:val="Heading3"/>
       </w:pPr>
       <w:r>
-        <w:t>15.5 What we could not overcome</w:t>
+        <w:t>What we could not overcome</w:t>
       </w:r>
     </w:p>
     <w:p>
@@ -6684,18 +7299,18 @@
     </w:p>
     <w:p>
       <w:pPr>
-        <w:pStyle w:val="Heading1"/>
+        <w:pStyle w:val="Heading2"/>
       </w:pPr>
       <w:r>
-        <w:t>16. What we learned beyond the course</w:t>
+        <w:t>What we learned beyond the course</w:t>
       </w:r>
     </w:p>
     <w:p>
       <w:pPr>
-        <w:pStyle w:val="Heading2"/>
+        <w:pStyle w:val="Heading3"/>
       </w:pPr>
       <w:r>
-        <w:t>16.1 Averaging can hide two large effects that cancel</w:t>
+        <w:t>Averaging can hide two large effects that cancel</w:t>
       </w:r>
     </w:p>
     <w:p>
@@ -6709,10 +7324,10 @@
     </w:p>
     <w:p>
       <w:pPr>
-        <w:pStyle w:val="Heading2"/>
+        <w:pStyle w:val="Heading3"/>
       </w:pPr>
       <w:r>
-        <w:t>16.2 Blocked and paired comparison</w:t>
+        <w:t>Blocked and paired comparison</w:t>
       </w:r>
     </w:p>
     <w:p>
@@ -6726,10 +7341,10 @@
     </w:p>
     <w:p>
       <w:pPr>
-        <w:pStyle w:val="Heading2"/>
+        <w:pStyle w:val="Heading3"/>
       </w:pPr>
       <w:r>
-        <w:t>16.3 Leave-one-group-out validation as a transfer proxy</w:t>
+        <w:t>Leave-one-group-out validation as a transfer proxy</w:t>
       </w:r>
     </w:p>
     <w:p>
@@ -6738,15 +7353,15 @@
           <w:b w:val="0"/>
           <w:i w:val="0"/>
         </w:rPr>
-        <w:t>Standard cross-validation answers how well a model fits this data. When train and test come from different sources, the question is how well it transfers, and those are different measurements. Holding out a whole group and training on the rest approximates the second. The essential companion is the random-grouping control in section 15.2: without it, a lower score under grouping is equally consistent with the protocol simply training on fewer rows, and the whole apparatus proves nothing.</w:t>
+        <w:t>Standard cross-validation answers how well a model fits this data. When train and test come from different sources, the question is how well it transfers, and those are different measurements. Holding out a whole group and training on the rest approximates the second. The essential companion is the random-grouping control described under Difficulties: without it, a lower score under grouping is equally consistent with the protocol simply training on fewer rows, and the whole apparatus proves nothing.</w:t>
       </w:r>
     </w:p>
     <w:p>
       <w:pPr>
-        <w:pStyle w:val="Heading2"/>
+        <w:pStyle w:val="Heading3"/>
       </w:pPr>
       <w:r>
-        <w:t>16.4 A leaderboard is a measuring instrument with a precision</w:t>
+        <w:t>A leaderboard is a measuring instrument with a precision</w:t>
       </w:r>
     </w:p>
     <w:p>
@@ -6760,10 +7375,10 @@
     </w:p>
     <w:p>
       <w:pPr>
-        <w:pStyle w:val="Heading2"/>
+        <w:pStyle w:val="Heading3"/>
       </w:pPr>
       <w:r>
-        <w:t>16.5 Reading the dataset paper was worth more than any model</w:t>
+        <w:t>Reading the dataset paper was worth more than any model</w:t>
       </w:r>
     </w:p>
     <w:p>
@@ -6777,10 +7392,10 @@
     </w:p>
     <w:p>
       <w:pPr>
-        <w:pStyle w:val="Heading1"/>
+        <w:pStyle w:val="Heading2"/>
       </w:pPr>
       <w:r>
-        <w:t>17. Limitations and next steps</w:t>
+        <w:t>Limitations and next steps</w:t>
       </w:r>
     </w:p>
     <w:p>
@@ -6805,7 +7420,7 @@
         <w:pStyle w:val="ListBullet"/>
       </w:pPr>
       <w:r>
-        <w:t>Global predicted share. Flat from 0.44 to 0.56 on two different models, for the reason section 16.1 explains.</w:t>
+        <w:t>Global predicted share. Flat from 0.44 to 0.56 on two different models, for the reason explained earlier in the Discussion.</w:t>
       </w:r>
     </w:p>
     <w:p>
@@ -6882,6 +7497,295 @@
           <w:i w:val="0"/>
         </w:rPr>
         <w:t>For calibration, the shared task's own fine-tuned RoBERTa baseline reached 73.42 Macro F1 on the full English test set. We reach 81.25 with classical models and no deep learning, although the numbers are not strictly comparable because the course uses a subsample of under 5% of that data.</w:t>
+      </w:r>
+    </w:p>
+    <w:p>
+      <w:pPr>
+        <w:pStyle w:val="Heading1"/>
+      </w:pPr>
+      <w:r>
+        <w:t>Individual Reflection</w:t>
+      </w:r>
+    </w:p>
+    <w:p>
+      <w:r>
+        <w:rPr>
+          <w:b w:val="0"/>
+          <w:i w:val="0"/>
+        </w:rPr>
+        <w:t>What we learned beyond the course covers the team's collective learning. This section is written individually: each of us answers the two questions the requirements ask for. The difficulties overlap with the Difficulties section, but these are our own view of them.</w:t>
+      </w:r>
+    </w:p>
+    <w:p>
+      <w:pPr>
+        <w:pStyle w:val="Heading2"/>
+      </w:pPr>
+      <w:r>
+        <w:t>Anything you have self-learned</w:t>
+      </w:r>
+    </w:p>
+    <w:p>
+      <w:r>
+        <w:rPr>
+          <w:b/>
+          <w:color w:val="C00000"/>
+        </w:rPr>
+        <w:t>[TODO: Cliffton: what you self-learned beyond the course content. Name the specific thing and what you did with it, not just the topic]</w:t>
+      </w:r>
+    </w:p>
+    <w:p>
+      <w:r>
+        <w:rPr>
+          <w:b/>
+          <w:color w:val="C00000"/>
+        </w:rPr>
+        <w:t>[TODO: Brian: what you self-learned beyond the course content. Name the specific thing and what you did with it, not just the topic]</w:t>
+      </w:r>
+    </w:p>
+    <w:p>
+      <w:r>
+        <w:rPr>
+          <w:b/>
+          <w:color w:val="C00000"/>
+        </w:rPr>
+        <w:t>[TODO: Jovyan: what you self-learned beyond the course content. Name the specific thing and what you did with it, not just the topic]</w:t>
+      </w:r>
+    </w:p>
+    <w:p>
+      <w:r>
+        <w:rPr>
+          <w:b/>
+          <w:color w:val="C00000"/>
+        </w:rPr>
+        <w:t>[TODO: Koko: what you self-learned beyond the course content. Name the specific thing and what you did with it, not just the topic]</w:t>
+      </w:r>
+    </w:p>
+    <w:p>
+      <w:r>
+        <w:rPr>
+          <w:b/>
+          <w:color w:val="C00000"/>
+        </w:rPr>
+        <w:t>[TODO: Vincent: what you self-learned beyond the course content. Name the specific thing and what you did with it, not just the topic]</w:t>
+      </w:r>
+    </w:p>
+    <w:p>
+      <w:pPr>
+        <w:pStyle w:val="Heading2"/>
+      </w:pPr>
+      <w:r>
+        <w:t>Any difficulties you faced</w:t>
+      </w:r>
+    </w:p>
+    <w:p>
+      <w:r>
+        <w:rPr>
+          <w:b/>
+          <w:color w:val="C00000"/>
+        </w:rPr>
+        <w:t>[TODO: Cliffton: the difficulties you personally faced, and how you handled them or what you would do differently]</w:t>
+      </w:r>
+    </w:p>
+    <w:p>
+      <w:r>
+        <w:rPr>
+          <w:b/>
+          <w:color w:val="C00000"/>
+        </w:rPr>
+        <w:t>[TODO: Brian: the difficulties you personally faced, and how you handled them or what you would do differently]</w:t>
+      </w:r>
+    </w:p>
+    <w:p>
+      <w:r>
+        <w:rPr>
+          <w:b/>
+          <w:color w:val="C00000"/>
+        </w:rPr>
+        <w:t>[TODO: Jovyan: the difficulties you personally faced, and how you handled them or what you would do differently]</w:t>
+      </w:r>
+    </w:p>
+    <w:p>
+      <w:r>
+        <w:rPr>
+          <w:b/>
+          <w:color w:val="C00000"/>
+        </w:rPr>
+        <w:t>[TODO: Koko: the difficulties you personally faced, and how you handled them or what you would do differently]</w:t>
+      </w:r>
+    </w:p>
+    <w:p>
+      <w:r>
+        <w:rPr>
+          <w:b/>
+          <w:color w:val="C00000"/>
+        </w:rPr>
+        <w:t>[TODO: Vincent: the difficulties you personally faced, and how you handled them or what you would do differently]</w:t>
+      </w:r>
+    </w:p>
+    <w:p>
+      <w:pPr>
+        <w:pStyle w:val="Heading1"/>
+      </w:pPr>
+      <w:r>
+        <w:t>Member Contribution</w:t>
+      </w:r>
+    </w:p>
+    <w:tbl>
+      <w:tblPr>
+        <w:tblStyle w:val="LightGrid-Accent1"/>
+        <w:tblW w:type="auto" w:w="0"/>
+        <w:tblLook w:firstColumn="1" w:firstRow="1" w:lastColumn="0" w:lastRow="0" w:noHBand="0" w:noVBand="1" w:val="04A0"/>
+      </w:tblPr>
+      <w:tblGrid>
+        <w:gridCol w:w="4320"/>
+        <w:gridCol w:w="4320"/>
+      </w:tblGrid>
+      <w:tr>
+        <w:tc>
+          <w:tcPr>
+            <w:tcW w:type="dxa" w:w="2160"/>
+          </w:tcPr>
+          <w:p>
+            <w:r>
+              <w:rPr>
+                <w:b/>
+              </w:rPr>
+              <w:t>Team Member</w:t>
+            </w:r>
+          </w:p>
+        </w:tc>
+        <w:tc>
+          <w:tcPr>
+            <w:tcW w:type="dxa" w:w="6624"/>
+          </w:tcPr>
+          <w:p>
+            <w:r>
+              <w:rPr>
+                <w:b/>
+              </w:rPr>
+              <w:t>Role Description</w:t>
+            </w:r>
+          </w:p>
+        </w:tc>
+      </w:tr>
+      <w:tr>
+        <w:tc>
+          <w:tcPr>
+            <w:tcW w:type="dxa" w:w="2160"/>
+          </w:tcPr>
+          <w:p>
+            <w:r>
+              <w:t>Cliffton</w:t>
+            </w:r>
+          </w:p>
+        </w:tc>
+        <w:tc>
+          <w:tcPr>
+            <w:tcW w:type="dxa" w:w="6624"/>
+          </w:tcPr>
+          <w:p>
+            <w:r>
+              <w:t>[TODO: what Cliffton did]</w:t>
+            </w:r>
+          </w:p>
+        </w:tc>
+      </w:tr>
+      <w:tr>
+        <w:tc>
+          <w:tcPr>
+            <w:tcW w:type="dxa" w:w="2160"/>
+          </w:tcPr>
+          <w:p>
+            <w:r>
+              <w:t>Brian</w:t>
+            </w:r>
+          </w:p>
+        </w:tc>
+        <w:tc>
+          <w:tcPr>
+            <w:tcW w:type="dxa" w:w="6624"/>
+          </w:tcPr>
+          <w:p>
+            <w:r>
+              <w:t>[TODO: what Brian did]</w:t>
+            </w:r>
+          </w:p>
+        </w:tc>
+      </w:tr>
+      <w:tr>
+        <w:tc>
+          <w:tcPr>
+            <w:tcW w:type="dxa" w:w="2160"/>
+          </w:tcPr>
+          <w:p>
+            <w:r>
+              <w:t>Jovyan</w:t>
+            </w:r>
+          </w:p>
+        </w:tc>
+        <w:tc>
+          <w:tcPr>
+            <w:tcW w:type="dxa" w:w="6624"/>
+          </w:tcPr>
+          <w:p>
+            <w:r>
+              <w:t>[TODO: what Jovyan did]</w:t>
+            </w:r>
+          </w:p>
+        </w:tc>
+      </w:tr>
+      <w:tr>
+        <w:tc>
+          <w:tcPr>
+            <w:tcW w:type="dxa" w:w="2160"/>
+          </w:tcPr>
+          <w:p>
+            <w:r>
+              <w:t>Koko</w:t>
+            </w:r>
+          </w:p>
+        </w:tc>
+        <w:tc>
+          <w:tcPr>
+            <w:tcW w:type="dxa" w:w="6624"/>
+          </w:tcPr>
+          <w:p>
+            <w:r>
+              <w:t>[TODO: what Koko did]</w:t>
+            </w:r>
+          </w:p>
+        </w:tc>
+      </w:tr>
+      <w:tr>
+        <w:tc>
+          <w:tcPr>
+            <w:tcW w:type="dxa" w:w="2160"/>
+          </w:tcPr>
+          <w:p>
+            <w:r>
+              <w:t>Vincent</w:t>
+            </w:r>
+          </w:p>
+        </w:tc>
+        <w:tc>
+          <w:tcPr>
+            <w:tcW w:type="dxa" w:w="6624"/>
+          </w:tcPr>
+          <w:p>
+            <w:r>
+              <w:t>[TODO: what Vincent did]</w:t>
+            </w:r>
+          </w:p>
+        </w:tc>
+      </w:tr>
+    </w:tbl>
+    <w:p>
+      <w:r>
+        <w:rPr>
+          <w:i/>
+          <w:sz w:val="18"/>
+        </w:rPr>
+        <w:t>Table 25. Who did what. Each row is written by that member.</w:t>
       </w:r>
     </w:p>
     <w:sectPr>
